--- a/docs/handouts/Oct12_session3_handouts.docx
+++ b/docs/handouts/Oct12_session3_handouts.docx
@@ -80,7 +80,7 @@
           <w:szCs w:val="22"/>
           <w:color w:val="000000"/>
         </w:rPr>
-        <w:t xml:space="preserve">Module 1 gave you three GreenWaste numbers. Today you rebuild each one from the data and decide what is wrong with it. The bar for national scale-up: at least 1,000 AED.</w:t>
+        <w:t xml:space="preserve">In Module 1 you saw three GreenWaste numbers. Today the trainer recalculates each number from the data. Your task: decide what is wrong with each number. The decision rule for national scale-up: the programme must save at least 1,000 AED per business.</w:t>
       </w:r>
     </w:p>
     <w:tbl xmlns:a="http://schemas.openxmlformats.org/drawingml/2006/main" xmlns:pic="http://schemas.openxmlformats.org/drawingml/2006/picture">
@@ -101,7 +101,6 @@
           <w:trHeight w:val="360" w:hRule="auto"/>
           <w:tblHeader/>
         </w:trPr>
-        header1
         <w:tc>
           <w:tcPr>
             <w:tcBorders>
@@ -121,6 +120,7 @@
           </w:tcPr>
           <w:p>
             <w:pPr>
+              <w:pStyle w:val="Normal"/>
               <w:jc w:val="left"/>
               <w:pBdr>
                 <w:bottom w:val="none" w:sz="0" w:space="0" w:color="000000"/>
@@ -175,6 +175,7 @@
           </w:tcPr>
           <w:p>
             <w:pPr>
+              <w:pStyle w:val="Normal"/>
               <w:jc w:val="left"/>
               <w:pBdr>
                 <w:bottom w:val="none" w:sz="0" w:space="0" w:color="000000"/>
@@ -229,6 +230,7 @@
           </w:tcPr>
           <w:p>
             <w:pPr>
+              <w:pStyle w:val="Normal"/>
               <w:jc w:val="left"/>
               <w:pBdr>
                 <w:bottom w:val="none" w:sz="0" w:space="0" w:color="000000"/>
@@ -260,7 +262,7 @@
                 <w:szCs w:val="21"/>
                 <w:color w:val="063360"/>
               </w:rPr>
-              <w:t xml:space="preserve">We got</w:t>
+              <w:t xml:space="preserve">Today's number</w:t>
             </w:r>
           </w:p>
         </w:tc>
@@ -283,6 +285,7 @@
           </w:tcPr>
           <w:p>
             <w:pPr>
+              <w:pStyle w:val="Normal"/>
               <w:jc w:val="left"/>
               <w:pBdr>
                 <w:bottom w:val="none" w:sz="0" w:space="0" w:color="000000"/>
@@ -314,7 +317,7 @@
                 <w:szCs w:val="21"/>
                 <w:color w:val="063360"/>
               </w:rPr>
-              <w:t xml:space="preserve">Too big / too small / fair?</w:t>
+              <w:t xml:space="preserve">Too big, too small, or about right?</w:t>
             </w:r>
           </w:p>
         </w:tc>
@@ -337,6 +340,7 @@
           </w:tcPr>
           <w:p>
             <w:pPr>
+              <w:pStyle w:val="Normal"/>
               <w:jc w:val="left"/>
               <w:pBdr>
                 <w:bottom w:val="none" w:sz="0" w:space="0" w:color="000000"/>
@@ -377,7 +381,6 @@
         <w:trPr>
           <w:trHeight w:val="792" w:hRule="atLeast"/>
         </w:trPr>
-        body1
         <w:tc>
           <w:tcPr>
             <w:tcBorders>
@@ -397,6 +400,7 @@
           </w:tcPr>
           <w:p>
             <w:pPr>
+              <w:pStyle w:val="Normal"/>
               <w:jc w:val="left"/>
               <w:pBdr>
                 <w:bottom w:val="none" w:sz="0" w:space="0" w:color="000000"/>
@@ -451,6 +455,7 @@
           </w:tcPr>
           <w:p>
             <w:pPr>
+              <w:pStyle w:val="Normal"/>
               <w:jc w:val="left"/>
               <w:pBdr>
                 <w:bottom w:val="none" w:sz="0" w:space="0" w:color="000000"/>
@@ -505,6 +510,7 @@
           </w:tcPr>
           <w:p>
             <w:pPr>
+              <w:pStyle w:val="Normal"/>
               <w:jc w:val="left"/>
               <w:pBdr>
                 <w:bottom w:val="none" w:sz="0" w:space="0" w:color="000000"/>
@@ -559,6 +565,7 @@
           </w:tcPr>
           <w:p>
             <w:pPr>
+              <w:pStyle w:val="Normal"/>
               <w:jc w:val="left"/>
               <w:pBdr>
                 <w:bottom w:val="none" w:sz="0" w:space="0" w:color="000000"/>
@@ -613,6 +620,7 @@
           </w:tcPr>
           <w:p>
             <w:pPr>
+              <w:pStyle w:val="Normal"/>
               <w:jc w:val="left"/>
               <w:pBdr>
                 <w:bottom w:val="none" w:sz="0" w:space="0" w:color="000000"/>
@@ -653,7 +661,6 @@
         <w:trPr>
           <w:trHeight w:val="792" w:hRule="atLeast"/>
         </w:trPr>
-        body2
         <w:tc>
           <w:tcPr>
             <w:tcBorders>
@@ -673,6 +680,7 @@
           </w:tcPr>
           <w:p>
             <w:pPr>
+              <w:pStyle w:val="Normal"/>
               <w:jc w:val="left"/>
               <w:pBdr>
                 <w:bottom w:val="none" w:sz="0" w:space="0" w:color="000000"/>
@@ -727,6 +735,7 @@
           </w:tcPr>
           <w:p>
             <w:pPr>
+              <w:pStyle w:val="Normal"/>
               <w:jc w:val="left"/>
               <w:pBdr>
                 <w:bottom w:val="none" w:sz="0" w:space="0" w:color="000000"/>
@@ -781,6 +790,7 @@
           </w:tcPr>
           <w:p>
             <w:pPr>
+              <w:pStyle w:val="Normal"/>
               <w:jc w:val="left"/>
               <w:pBdr>
                 <w:bottom w:val="none" w:sz="0" w:space="0" w:color="000000"/>
@@ -835,6 +845,7 @@
           </w:tcPr>
           <w:p>
             <w:pPr>
+              <w:pStyle w:val="Normal"/>
               <w:jc w:val="left"/>
               <w:pBdr>
                 <w:bottom w:val="none" w:sz="0" w:space="0" w:color="000000"/>
@@ -889,6 +900,7 @@
           </w:tcPr>
           <w:p>
             <w:pPr>
+              <w:pStyle w:val="Normal"/>
               <w:jc w:val="left"/>
               <w:pBdr>
                 <w:bottom w:val="none" w:sz="0" w:space="0" w:color="000000"/>
@@ -929,7 +941,6 @@
         <w:trPr>
           <w:trHeight w:val="792" w:hRule="atLeast"/>
         </w:trPr>
-        body3
         <w:tc>
           <w:tcPr>
             <w:tcBorders>
@@ -949,6 +960,7 @@
           </w:tcPr>
           <w:p>
             <w:pPr>
+              <w:pStyle w:val="Normal"/>
               <w:jc w:val="left"/>
               <w:pBdr>
                 <w:bottom w:val="none" w:sz="0" w:space="0" w:color="000000"/>
@@ -1003,6 +1015,7 @@
           </w:tcPr>
           <w:p>
             <w:pPr>
+              <w:pStyle w:val="Normal"/>
               <w:jc w:val="left"/>
               <w:pBdr>
                 <w:bottom w:val="none" w:sz="0" w:space="0" w:color="000000"/>
@@ -1057,6 +1070,7 @@
           </w:tcPr>
           <w:p>
             <w:pPr>
+              <w:pStyle w:val="Normal"/>
               <w:jc w:val="left"/>
               <w:pBdr>
                 <w:bottom w:val="none" w:sz="0" w:space="0" w:color="000000"/>
@@ -1111,6 +1125,7 @@
           </w:tcPr>
           <w:p>
             <w:pPr>
+              <w:pStyle w:val="Normal"/>
               <w:jc w:val="left"/>
               <w:pBdr>
                 <w:bottom w:val="none" w:sz="0" w:space="0" w:color="000000"/>
@@ -1165,6 +1180,7 @@
           </w:tcPr>
           <w:p>
             <w:pPr>
+              <w:pStyle w:val="Normal"/>
               <w:jc w:val="left"/>
               <w:pBdr>
                 <w:bottom w:val="none" w:sz="0" w:space="0" w:color="000000"/>
@@ -1253,7 +1269,7 @@
           <w:szCs w:val="22"/>
           <w:color w:val="000000"/>
         </w:rPr>
-        <w:t xml:space="preserve">Gap between offered and not-offered neighbourhoods before the programme, after five random draws: largest gap ________ AED</w:t>
+        <w:t xml:space="preserve">The trainer draws the offered neighbourhoods at random five times. Each time, look at the difference in costs before the programme between offered and not-offered neighbourhoods. Write the largest difference:  ________ AED</w:t>
       </w:r>
     </w:p>
     <w:p>
@@ -1280,7 +1296,7 @@
           <w:szCs w:val="22"/>
           <w:color w:val="000000"/>
         </w:rPr>
-        <w:t xml:space="preserve">The same gap when officials pick the neighbourhoods:  ________ AED</w:t>
+        <w:t xml:space="preserve">The same difference when officials choose the neighbourhoods instead:  ________ AED</w:t>
       </w:r>
     </w:p>
     <w:p>
@@ -1307,7 +1323,7 @@
           <w:szCs w:val="22"/>
           <w:color w:val="000000"/>
         </w:rPr>
-        <w:t xml:space="preserve">With 4 neighbourhoods in the lottery, 95% of draws start within ± ________ AED. With 196: ± ________ AED.</w:t>
+        <w:t xml:space="preserve">With 4 neighbourhoods in the lottery, in 95 out of 100 draws the starting difference is smaller than ± ________ AED. With 196 neighbourhoods: ± ________ AED.</w:t>
       </w:r>
     </w:p>
     <w:p>
@@ -1361,7 +1377,7 @@
           <w:szCs w:val="22"/>
           <w:color w:val="000000"/>
         </w:rPr>
-        <w:t xml:space="preserve">The effect: ________ AED.   Its 95% interval, counted by neighbourhood: ________ to ________</w:t>
+        <w:t xml:space="preserve">The effect of the programme: ________ AED.   The 95% confidence interval for the effect (standard errors clustered by neighbourhood): ________ to ________</w:t>
       </w:r>
     </w:p>
     <w:p>
@@ -1388,7 +1404,7 @@
           <w:szCs w:val="22"/>
           <w:color w:val="000000"/>
         </w:rPr>
-        <w:t xml:space="preserve">Does it clear 1,000 AED at its least generous end?   Yes  /  No</w:t>
+        <w:t xml:space="preserve">Look at the end of the interval with the smallest saving. Is that saving at least 1,000 AED?   Yes  /  No</w:t>
       </w:r>
     </w:p>
     <w:p>
@@ -1664,7 +1680,7 @@
           <w:szCs w:val="22"/>
           <w:color w:val="000000"/>
         </w:rPr>
-        <w:t xml:space="preserve">Underline every claim the evidence does not support. Then run the same prompt yourselves: did your AI write something similar?</w:t>
+        <w:t xml:space="preserve">Underline every claim in the response that the evidence does not support. Then run the same prompt yourselves: did your AI write something similar?</w:t>
       </w:r>
     </w:p>
     <w:p>
@@ -1826,7 +1842,7 @@
           <w:szCs w:val="22"/>
           <w:color w:val="000000"/>
         </w:rPr>
-        <w:t xml:space="preserve">Which answer questions the 665 before writing the paragraph? Paste the better answer into a fresh chat and ask it to check for errors.</w:t>
+        <w:t xml:space="preserve">Which answer checks whether 665 AED is a fair measure of the effect before writing the paragraph? Paste the better answer into a new chat and ask the AI to check that answer for errors.</w:t>
       </w:r>
     </w:p>
     <w:p>
@@ -1903,7 +1919,6 @@
         <w:trPr>
           <w:trHeight w:val="3168" w:hRule="atLeast"/>
         </w:trPr>
-        body1
         <w:tc>
           <w:tcPr>
             <w:tcBorders>
@@ -1923,6 +1938,7 @@
           </w:tcPr>
           <w:p>
             <w:pPr>
+              <w:pStyle w:val="Normal"/>
               <w:jc w:val="left"/>
               <w:pBdr>
                 <w:bottom w:val="none" w:sz="0" w:space="0" w:color="000000"/>
@@ -2032,7 +2048,7 @@
                 <w:szCs w:val="21"/>
                 <w:color w:val="000000"/>
               </w:rPr>
-              <w:t xml:space="preserve">3. Were errors clustered where you randomised, and does the interval clear our rule?</w:t>
+              <w:t xml:space="preserve">3. Were standard errors clustered at the level you randomised? Does the whole confidence interval meet our decision rule?</w:t>
             </w:r>
             <w:r>
               <w:rPr>
@@ -2071,7 +2087,7 @@
                 <w:szCs w:val="21"/>
                 <w:color w:val="000000"/>
               </w:rPr>
-              <w:t xml:space="preserve">On my desk, I will ask these about:</w:t>
+              <w:t xml:space="preserve">Back at work, I will ask these questions about:</w:t>
             </w:r>
             <w:r>
               <w:rPr>
@@ -2120,6 +2136,7 @@
           </w:tcPr>
           <w:p>
             <w:pPr>
+              <w:pStyle w:val="Normal"/>
               <w:jc w:val="left"/>
               <w:pBdr>
                 <w:bottom w:val="none" w:sz="0" w:space="0" w:color="000000"/>
@@ -2229,7 +2246,7 @@
                 <w:szCs w:val="21"/>
                 <w:color w:val="000000"/>
               </w:rPr>
-              <w:t xml:space="preserve">3. Were errors clustered where you randomised, and does the interval clear our rule?</w:t>
+              <w:t xml:space="preserve">3. Were standard errors clustered at the level you randomised? Does the whole confidence interval meet our decision rule?</w:t>
             </w:r>
             <w:r>
               <w:rPr>
@@ -2268,7 +2285,7 @@
                 <w:szCs w:val="21"/>
                 <w:color w:val="000000"/>
               </w:rPr>
-              <w:t xml:space="preserve">On my desk, I will ask these about:</w:t>
+              <w:t xml:space="preserve">Back at work, I will ask these questions about:</w:t>
             </w:r>
             <w:r>
               <w:rPr>
@@ -2303,7 +2320,6 @@
         <w:trPr>
           <w:trHeight w:val="3168" w:hRule="atLeast"/>
         </w:trPr>
-        body2
         <w:tc>
           <w:tcPr>
             <w:tcBorders>
@@ -2323,6 +2339,7 @@
           </w:tcPr>
           <w:p>
             <w:pPr>
+              <w:pStyle w:val="Normal"/>
               <w:jc w:val="left"/>
               <w:pBdr>
                 <w:bottom w:val="none" w:sz="0" w:space="0" w:color="000000"/>
@@ -2432,7 +2449,7 @@
                 <w:szCs w:val="21"/>
                 <w:color w:val="000000"/>
               </w:rPr>
-              <w:t xml:space="preserve">3. Were errors clustered where you randomised, and does the interval clear our rule?</w:t>
+              <w:t xml:space="preserve">3. Were standard errors clustered at the level you randomised? Does the whole confidence interval meet our decision rule?</w:t>
             </w:r>
             <w:r>
               <w:rPr>
@@ -2471,7 +2488,7 @@
                 <w:szCs w:val="21"/>
                 <w:color w:val="000000"/>
               </w:rPr>
-              <w:t xml:space="preserve">On my desk, I will ask these about:</w:t>
+              <w:t xml:space="preserve">Back at work, I will ask these questions about:</w:t>
             </w:r>
             <w:r>
               <w:rPr>
@@ -2520,6 +2537,7 @@
           </w:tcPr>
           <w:p>
             <w:pPr>
+              <w:pStyle w:val="Normal"/>
               <w:jc w:val="left"/>
               <w:pBdr>
                 <w:bottom w:val="none" w:sz="0" w:space="0" w:color="000000"/>
@@ -2629,7 +2647,7 @@
                 <w:szCs w:val="21"/>
                 <w:color w:val="000000"/>
               </w:rPr>
-              <w:t xml:space="preserve">3. Were errors clustered where you randomised, and does the interval clear our rule?</w:t>
+              <w:t xml:space="preserve">3. Were standard errors clustered at the level you randomised? Does the whole confidence interval meet our decision rule?</w:t>
             </w:r>
             <w:r>
               <w:rPr>
@@ -2668,7 +2686,7 @@
                 <w:szCs w:val="21"/>
                 <w:color w:val="000000"/>
               </w:rPr>
-              <w:t xml:space="preserve">On my desk, I will ask these about:</w:t>
+              <w:t xml:space="preserve">Back at work, I will ask these questions about:</w:t>
             </w:r>
             <w:r>
               <w:rPr>
@@ -2703,7 +2721,6 @@
         <w:trPr>
           <w:trHeight w:val="3168" w:hRule="atLeast"/>
         </w:trPr>
-        body3
         <w:tc>
           <w:tcPr>
             <w:tcBorders>
@@ -2723,6 +2740,7 @@
           </w:tcPr>
           <w:p>
             <w:pPr>
+              <w:pStyle w:val="Normal"/>
               <w:jc w:val="left"/>
               <w:pBdr>
                 <w:bottom w:val="none" w:sz="0" w:space="0" w:color="000000"/>
@@ -2832,7 +2850,7 @@
                 <w:szCs w:val="21"/>
                 <w:color w:val="000000"/>
               </w:rPr>
-              <w:t xml:space="preserve">3. Were errors clustered where you randomised, and does the interval clear our rule?</w:t>
+              <w:t xml:space="preserve">3. Were standard errors clustered at the level you randomised? Does the whole confidence interval meet our decision rule?</w:t>
             </w:r>
             <w:r>
               <w:rPr>
@@ -2871,7 +2889,7 @@
                 <w:szCs w:val="21"/>
                 <w:color w:val="000000"/>
               </w:rPr>
-              <w:t xml:space="preserve">On my desk, I will ask these about:</w:t>
+              <w:t xml:space="preserve">Back at work, I will ask these questions about:</w:t>
             </w:r>
             <w:r>
               <w:rPr>
@@ -2920,6 +2938,7 @@
           </w:tcPr>
           <w:p>
             <w:pPr>
+              <w:pStyle w:val="Normal"/>
               <w:jc w:val="left"/>
               <w:pBdr>
                 <w:bottom w:val="none" w:sz="0" w:space="0" w:color="000000"/>
@@ -3029,7 +3048,7 @@
                 <w:szCs w:val="21"/>
                 <w:color w:val="000000"/>
               </w:rPr>
-              <w:t xml:space="preserve">3. Were errors clustered where you randomised, and does the interval clear our rule?</w:t>
+              <w:t xml:space="preserve">3. Were standard errors clustered at the level you randomised? Does the whole confidence interval meet our decision rule?</w:t>
             </w:r>
             <w:r>
               <w:rPr>
@@ -3068,7 +3087,7 @@
                 <w:szCs w:val="21"/>
                 <w:color w:val="000000"/>
               </w:rPr>
-              <w:t xml:space="preserve">On my desk, I will ask these about:</w:t>
+              <w:t xml:space="preserve">Back at work, I will ask these questions about:</w:t>
             </w:r>
             <w:r>
               <w:rPr>

--- a/docs/handouts/Oct12_session3_handouts.docx
+++ b/docs/handouts/Oct12_session3_handouts.docx
@@ -21,7 +21,6 @@
           <w:i w:val="false"/>
           <w:b w:val="false"/>
           <w:u w:val="none"/>
-          <w:strike w:val="false"/>
           <w:sz w:val="18"/>
           <w:szCs w:val="18"/>
           <w:color w:val="545860"/>
@@ -48,7 +47,6 @@
           <w:i w:val="false"/>
           <w:b w:val="true"/>
           <w:u w:val="none"/>
-          <w:strike w:val="false"/>
           <w:sz w:val="36"/>
           <w:szCs w:val="36"/>
           <w:color w:val="063360"/>
@@ -75,7 +73,6 @@
           <w:i w:val="false"/>
           <w:b w:val="false"/>
           <w:u w:val="none"/>
-          <w:strike w:val="false"/>
           <w:sz w:val="22"/>
           <w:szCs w:val="22"/>
           <w:color w:val="000000"/>
@@ -101,6 +98,7 @@
           <w:trHeight w:val="360" w:hRule="auto"/>
           <w:tblHeader/>
         </w:trPr>
+        header1
         <w:tc>
           <w:tcPr>
             <w:tcBorders>
@@ -130,24 +128,13 @@
               </w:pBdr>
               <w:spacing w:after="80" w:before="80" w:line="240"/>
               <w:ind w:left="80" w:right="80" w:firstLine="0" w:firstLineChars="0"/>
-              <w:rPr>
-                <w:rFonts w:ascii="Arial" w:hAnsi="Arial" w:eastAsia="Arial" w:cs="Arial"/>
+            </w:pPr>
+            <w:r>
+              <w:rPr>
+                <w:rFonts w:ascii="Arial" w:hAnsi="DejaVu Sans" w:eastAsia="DejaVu Sans" w:cs="DejaVu Sans"/>
                 <w:i w:val="false"/>
                 <w:b w:val="true"/>
                 <w:u w:val="none"/>
-                <w:strike w:val="false"/>
-                <w:sz w:val="21"/>
-                <w:szCs w:val="21"/>
-                <w:color w:val="063360"/>
-              </w:rPr>
-            </w:pPr>
-            <w:r>
-              <w:rPr>
-                <w:rFonts w:ascii="Arial" w:hAnsi="Arial" w:eastAsia="Arial" w:cs="Arial"/>
-                <w:i w:val="false"/>
-                <w:b w:val="true"/>
-                <w:u w:val="none"/>
-                <w:strike w:val="false"/>
                 <w:sz w:val="21"/>
                 <w:szCs w:val="21"/>
                 <w:color w:val="063360"/>
@@ -185,24 +172,13 @@
               </w:pBdr>
               <w:spacing w:after="80" w:before="80" w:line="240"/>
               <w:ind w:left="80" w:right="80" w:firstLine="0" w:firstLineChars="0"/>
-              <w:rPr>
-                <w:rFonts w:ascii="Arial" w:hAnsi="Arial" w:eastAsia="Arial" w:cs="Arial"/>
+            </w:pPr>
+            <w:r>
+              <w:rPr>
+                <w:rFonts w:ascii="Arial" w:hAnsi="DejaVu Sans" w:eastAsia="DejaVu Sans" w:cs="DejaVu Sans"/>
                 <w:i w:val="false"/>
                 <w:b w:val="true"/>
                 <w:u w:val="none"/>
-                <w:strike w:val="false"/>
-                <w:sz w:val="21"/>
-                <w:szCs w:val="21"/>
-                <w:color w:val="063360"/>
-              </w:rPr>
-            </w:pPr>
-            <w:r>
-              <w:rPr>
-                <w:rFonts w:ascii="Arial" w:hAnsi="Arial" w:eastAsia="Arial" w:cs="Arial"/>
-                <w:i w:val="false"/>
-                <w:b w:val="true"/>
-                <w:u w:val="none"/>
-                <w:strike w:val="false"/>
                 <w:sz w:val="21"/>
                 <w:szCs w:val="21"/>
                 <w:color w:val="063360"/>
@@ -240,24 +216,13 @@
               </w:pBdr>
               <w:spacing w:after="80" w:before="80" w:line="240"/>
               <w:ind w:left="80" w:right="80" w:firstLine="0" w:firstLineChars="0"/>
-              <w:rPr>
-                <w:rFonts w:ascii="Arial" w:hAnsi="Arial" w:eastAsia="Arial" w:cs="Arial"/>
+            </w:pPr>
+            <w:r>
+              <w:rPr>
+                <w:rFonts w:ascii="Arial" w:hAnsi="DejaVu Sans" w:eastAsia="DejaVu Sans" w:cs="DejaVu Sans"/>
                 <w:i w:val="false"/>
                 <w:b w:val="true"/>
                 <w:u w:val="none"/>
-                <w:strike w:val="false"/>
-                <w:sz w:val="21"/>
-                <w:szCs w:val="21"/>
-                <w:color w:val="063360"/>
-              </w:rPr>
-            </w:pPr>
-            <w:r>
-              <w:rPr>
-                <w:rFonts w:ascii="Arial" w:hAnsi="Arial" w:eastAsia="Arial" w:cs="Arial"/>
-                <w:i w:val="false"/>
-                <w:b w:val="true"/>
-                <w:u w:val="none"/>
-                <w:strike w:val="false"/>
                 <w:sz w:val="21"/>
                 <w:szCs w:val="21"/>
                 <w:color w:val="063360"/>
@@ -295,24 +260,13 @@
               </w:pBdr>
               <w:spacing w:after="80" w:before="80" w:line="240"/>
               <w:ind w:left="80" w:right="80" w:firstLine="0" w:firstLineChars="0"/>
-              <w:rPr>
-                <w:rFonts w:ascii="Arial" w:hAnsi="Arial" w:eastAsia="Arial" w:cs="Arial"/>
+            </w:pPr>
+            <w:r>
+              <w:rPr>
+                <w:rFonts w:ascii="Arial" w:hAnsi="DejaVu Sans" w:eastAsia="DejaVu Sans" w:cs="DejaVu Sans"/>
                 <w:i w:val="false"/>
                 <w:b w:val="true"/>
                 <w:u w:val="none"/>
-                <w:strike w:val="false"/>
-                <w:sz w:val="21"/>
-                <w:szCs w:val="21"/>
-                <w:color w:val="063360"/>
-              </w:rPr>
-            </w:pPr>
-            <w:r>
-              <w:rPr>
-                <w:rFonts w:ascii="Arial" w:hAnsi="Arial" w:eastAsia="Arial" w:cs="Arial"/>
-                <w:i w:val="false"/>
-                <w:b w:val="true"/>
-                <w:u w:val="none"/>
-                <w:strike w:val="false"/>
                 <w:sz w:val="21"/>
                 <w:szCs w:val="21"/>
                 <w:color w:val="063360"/>
@@ -350,24 +304,13 @@
               </w:pBdr>
               <w:spacing w:after="80" w:before="80" w:line="240"/>
               <w:ind w:left="80" w:right="80" w:firstLine="0" w:firstLineChars="0"/>
-              <w:rPr>
-                <w:rFonts w:ascii="Arial" w:hAnsi="Arial" w:eastAsia="Arial" w:cs="Arial"/>
+            </w:pPr>
+            <w:r>
+              <w:rPr>
+                <w:rFonts w:ascii="Arial" w:hAnsi="DejaVu Sans" w:eastAsia="DejaVu Sans" w:cs="DejaVu Sans"/>
                 <w:i w:val="false"/>
                 <w:b w:val="true"/>
                 <w:u w:val="none"/>
-                <w:strike w:val="false"/>
-                <w:sz w:val="21"/>
-                <w:szCs w:val="21"/>
-                <w:color w:val="063360"/>
-              </w:rPr>
-            </w:pPr>
-            <w:r>
-              <w:rPr>
-                <w:rFonts w:ascii="Arial" w:hAnsi="Arial" w:eastAsia="Arial" w:cs="Arial"/>
-                <w:i w:val="false"/>
-                <w:b w:val="true"/>
-                <w:u w:val="none"/>
-                <w:strike w:val="false"/>
                 <w:sz w:val="21"/>
                 <w:szCs w:val="21"/>
                 <w:color w:val="063360"/>
@@ -381,6 +324,7 @@
         <w:trPr>
           <w:trHeight w:val="792" w:hRule="atLeast"/>
         </w:trPr>
+        body1
         <w:tc>
           <w:tcPr>
             <w:tcBorders>
@@ -410,24 +354,13 @@
               </w:pBdr>
               <w:spacing w:after="80" w:before="80" w:line="240"/>
               <w:ind w:left="80" w:right="80" w:firstLine="0" w:firstLineChars="0"/>
-              <w:rPr>
-                <w:rFonts w:ascii="Arial" w:hAnsi="Arial" w:eastAsia="Arial" w:cs="Arial"/>
-                <w:i w:val="false"/>
-                <w:b w:val="false"/>
-                <w:u w:val="none"/>
-                <w:strike w:val="false"/>
-                <w:sz w:val="21"/>
-                <w:szCs w:val="21"/>
-                <w:color w:val="000000"/>
-              </w:rPr>
             </w:pPr>
             <w:r>
               <w:rPr>
-                <w:rFonts w:ascii="Arial" w:hAnsi="Arial" w:eastAsia="Arial" w:cs="Arial"/>
-                <w:i w:val="false"/>
-                <w:b w:val="false"/>
-                <w:u w:val="none"/>
-                <w:strike w:val="false"/>
+                <w:rFonts w:ascii="Arial" w:hAnsi="DejaVu Sans" w:eastAsia="DejaVu Sans" w:cs="DejaVu Sans"/>
+                <w:i w:val="false"/>
+                <w:b w:val="false"/>
+                <w:u w:val="none"/>
                 <w:sz w:val="21"/>
                 <w:szCs w:val="21"/>
                 <w:color w:val="000000"/>
@@ -465,24 +398,13 @@
               </w:pBdr>
               <w:spacing w:after="80" w:before="80" w:line="240"/>
               <w:ind w:left="80" w:right="80" w:firstLine="0" w:firstLineChars="0"/>
-              <w:rPr>
-                <w:rFonts w:ascii="Arial" w:hAnsi="Arial" w:eastAsia="Arial" w:cs="Arial"/>
-                <w:i w:val="false"/>
-                <w:b w:val="false"/>
-                <w:u w:val="none"/>
-                <w:strike w:val="false"/>
-                <w:sz w:val="21"/>
-                <w:szCs w:val="21"/>
-                <w:color w:val="000000"/>
-              </w:rPr>
             </w:pPr>
             <w:r>
               <w:rPr>
-                <w:rFonts w:ascii="Arial" w:hAnsi="Arial" w:eastAsia="Arial" w:cs="Arial"/>
-                <w:i w:val="false"/>
-                <w:b w:val="false"/>
-                <w:u w:val="none"/>
-                <w:strike w:val="false"/>
+                <w:rFonts w:ascii="Arial" w:hAnsi="DejaVu Sans" w:eastAsia="DejaVu Sans" w:cs="DejaVu Sans"/>
+                <w:i w:val="false"/>
+                <w:b w:val="false"/>
+                <w:u w:val="none"/>
                 <w:sz w:val="21"/>
                 <w:szCs w:val="21"/>
                 <w:color w:val="000000"/>
@@ -520,24 +442,13 @@
               </w:pBdr>
               <w:spacing w:after="80" w:before="80" w:line="240"/>
               <w:ind w:left="80" w:right="80" w:firstLine="0" w:firstLineChars="0"/>
-              <w:rPr>
-                <w:rFonts w:ascii="Arial" w:hAnsi="Arial" w:eastAsia="Arial" w:cs="Arial"/>
-                <w:i w:val="false"/>
-                <w:b w:val="false"/>
-                <w:u w:val="none"/>
-                <w:strike w:val="false"/>
-                <w:sz w:val="21"/>
-                <w:szCs w:val="21"/>
-                <w:color w:val="000000"/>
-              </w:rPr>
             </w:pPr>
             <w:r>
               <w:rPr>
-                <w:rFonts w:ascii="Arial" w:hAnsi="Arial" w:eastAsia="Arial" w:cs="Arial"/>
-                <w:i w:val="false"/>
-                <w:b w:val="false"/>
-                <w:u w:val="none"/>
-                <w:strike w:val="false"/>
+                <w:rFonts w:ascii="Arial" w:hAnsi="DejaVu Sans" w:eastAsia="DejaVu Sans" w:cs="DejaVu Sans"/>
+                <w:i w:val="false"/>
+                <w:b w:val="false"/>
+                <w:u w:val="none"/>
                 <w:sz w:val="21"/>
                 <w:szCs w:val="21"/>
                 <w:color w:val="000000"/>
@@ -575,24 +486,13 @@
               </w:pBdr>
               <w:spacing w:after="80" w:before="80" w:line="240"/>
               <w:ind w:left="80" w:right="80" w:firstLine="0" w:firstLineChars="0"/>
-              <w:rPr>
-                <w:rFonts w:ascii="Arial" w:hAnsi="Arial" w:eastAsia="Arial" w:cs="Arial"/>
-                <w:i w:val="false"/>
-                <w:b w:val="false"/>
-                <w:u w:val="none"/>
-                <w:strike w:val="false"/>
-                <w:sz w:val="21"/>
-                <w:szCs w:val="21"/>
-                <w:color w:val="000000"/>
-              </w:rPr>
             </w:pPr>
             <w:r>
               <w:rPr>
-                <w:rFonts w:ascii="Arial" w:hAnsi="Arial" w:eastAsia="Arial" w:cs="Arial"/>
-                <w:i w:val="false"/>
-                <w:b w:val="false"/>
-                <w:u w:val="none"/>
-                <w:strike w:val="false"/>
+                <w:rFonts w:ascii="Arial" w:hAnsi="DejaVu Sans" w:eastAsia="DejaVu Sans" w:cs="DejaVu Sans"/>
+                <w:i w:val="false"/>
+                <w:b w:val="false"/>
+                <w:u w:val="none"/>
                 <w:sz w:val="21"/>
                 <w:szCs w:val="21"/>
                 <w:color w:val="000000"/>
@@ -630,24 +530,13 @@
               </w:pBdr>
               <w:spacing w:after="80" w:before="80" w:line="240"/>
               <w:ind w:left="80" w:right="80" w:firstLine="0" w:firstLineChars="0"/>
-              <w:rPr>
-                <w:rFonts w:ascii="Arial" w:hAnsi="Arial" w:eastAsia="Arial" w:cs="Arial"/>
-                <w:i w:val="false"/>
-                <w:b w:val="false"/>
-                <w:u w:val="none"/>
-                <w:strike w:val="false"/>
-                <w:sz w:val="21"/>
-                <w:szCs w:val="21"/>
-                <w:color w:val="000000"/>
-              </w:rPr>
             </w:pPr>
             <w:r>
               <w:rPr>
-                <w:rFonts w:ascii="Arial" w:hAnsi="Arial" w:eastAsia="Arial" w:cs="Arial"/>
-                <w:i w:val="false"/>
-                <w:b w:val="false"/>
-                <w:u w:val="none"/>
-                <w:strike w:val="false"/>
+                <w:rFonts w:ascii="Arial" w:hAnsi="DejaVu Sans" w:eastAsia="DejaVu Sans" w:cs="DejaVu Sans"/>
+                <w:i w:val="false"/>
+                <w:b w:val="false"/>
+                <w:u w:val="none"/>
                 <w:sz w:val="21"/>
                 <w:szCs w:val="21"/>
                 <w:color w:val="000000"/>
@@ -661,6 +550,7 @@
         <w:trPr>
           <w:trHeight w:val="792" w:hRule="atLeast"/>
         </w:trPr>
+        body2
         <w:tc>
           <w:tcPr>
             <w:tcBorders>
@@ -690,24 +580,13 @@
               </w:pBdr>
               <w:spacing w:after="80" w:before="80" w:line="240"/>
               <w:ind w:left="80" w:right="80" w:firstLine="0" w:firstLineChars="0"/>
-              <w:rPr>
-                <w:rFonts w:ascii="Arial" w:hAnsi="Arial" w:eastAsia="Arial" w:cs="Arial"/>
-                <w:i w:val="false"/>
-                <w:b w:val="false"/>
-                <w:u w:val="none"/>
-                <w:strike w:val="false"/>
-                <w:sz w:val="21"/>
-                <w:szCs w:val="21"/>
-                <w:color w:val="000000"/>
-              </w:rPr>
             </w:pPr>
             <w:r>
               <w:rPr>
-                <w:rFonts w:ascii="Arial" w:hAnsi="Arial" w:eastAsia="Arial" w:cs="Arial"/>
-                <w:i w:val="false"/>
-                <w:b w:val="false"/>
-                <w:u w:val="none"/>
-                <w:strike w:val="false"/>
+                <w:rFonts w:ascii="Arial" w:hAnsi="DejaVu Sans" w:eastAsia="DejaVu Sans" w:cs="DejaVu Sans"/>
+                <w:i w:val="false"/>
+                <w:b w:val="false"/>
+                <w:u w:val="none"/>
                 <w:sz w:val="21"/>
                 <w:szCs w:val="21"/>
                 <w:color w:val="000000"/>
@@ -745,24 +624,13 @@
               </w:pBdr>
               <w:spacing w:after="80" w:before="80" w:line="240"/>
               <w:ind w:left="80" w:right="80" w:firstLine="0" w:firstLineChars="0"/>
-              <w:rPr>
-                <w:rFonts w:ascii="Arial" w:hAnsi="Arial" w:eastAsia="Arial" w:cs="Arial"/>
-                <w:i w:val="false"/>
-                <w:b w:val="false"/>
-                <w:u w:val="none"/>
-                <w:strike w:val="false"/>
-                <w:sz w:val="21"/>
-                <w:szCs w:val="21"/>
-                <w:color w:val="000000"/>
-              </w:rPr>
             </w:pPr>
             <w:r>
               <w:rPr>
-                <w:rFonts w:ascii="Arial" w:hAnsi="Arial" w:eastAsia="Arial" w:cs="Arial"/>
-                <w:i w:val="false"/>
-                <w:b w:val="false"/>
-                <w:u w:val="none"/>
-                <w:strike w:val="false"/>
+                <w:rFonts w:ascii="Arial" w:hAnsi="DejaVu Sans" w:eastAsia="DejaVu Sans" w:cs="DejaVu Sans"/>
+                <w:i w:val="false"/>
+                <w:b w:val="false"/>
+                <w:u w:val="none"/>
                 <w:sz w:val="21"/>
                 <w:szCs w:val="21"/>
                 <w:color w:val="000000"/>
@@ -800,24 +668,13 @@
               </w:pBdr>
               <w:spacing w:after="80" w:before="80" w:line="240"/>
               <w:ind w:left="80" w:right="80" w:firstLine="0" w:firstLineChars="0"/>
-              <w:rPr>
-                <w:rFonts w:ascii="Arial" w:hAnsi="Arial" w:eastAsia="Arial" w:cs="Arial"/>
-                <w:i w:val="false"/>
-                <w:b w:val="false"/>
-                <w:u w:val="none"/>
-                <w:strike w:val="false"/>
-                <w:sz w:val="21"/>
-                <w:szCs w:val="21"/>
-                <w:color w:val="000000"/>
-              </w:rPr>
             </w:pPr>
             <w:r>
               <w:rPr>
-                <w:rFonts w:ascii="Arial" w:hAnsi="Arial" w:eastAsia="Arial" w:cs="Arial"/>
-                <w:i w:val="false"/>
-                <w:b w:val="false"/>
-                <w:u w:val="none"/>
-                <w:strike w:val="false"/>
+                <w:rFonts w:ascii="Arial" w:hAnsi="DejaVu Sans" w:eastAsia="DejaVu Sans" w:cs="DejaVu Sans"/>
+                <w:i w:val="false"/>
+                <w:b w:val="false"/>
+                <w:u w:val="none"/>
                 <w:sz w:val="21"/>
                 <w:szCs w:val="21"/>
                 <w:color w:val="000000"/>
@@ -855,24 +712,13 @@
               </w:pBdr>
               <w:spacing w:after="80" w:before="80" w:line="240"/>
               <w:ind w:left="80" w:right="80" w:firstLine="0" w:firstLineChars="0"/>
-              <w:rPr>
-                <w:rFonts w:ascii="Arial" w:hAnsi="Arial" w:eastAsia="Arial" w:cs="Arial"/>
-                <w:i w:val="false"/>
-                <w:b w:val="false"/>
-                <w:u w:val="none"/>
-                <w:strike w:val="false"/>
-                <w:sz w:val="21"/>
-                <w:szCs w:val="21"/>
-                <w:color w:val="000000"/>
-              </w:rPr>
             </w:pPr>
             <w:r>
               <w:rPr>
-                <w:rFonts w:ascii="Arial" w:hAnsi="Arial" w:eastAsia="Arial" w:cs="Arial"/>
-                <w:i w:val="false"/>
-                <w:b w:val="false"/>
-                <w:u w:val="none"/>
-                <w:strike w:val="false"/>
+                <w:rFonts w:ascii="Arial" w:hAnsi="DejaVu Sans" w:eastAsia="DejaVu Sans" w:cs="DejaVu Sans"/>
+                <w:i w:val="false"/>
+                <w:b w:val="false"/>
+                <w:u w:val="none"/>
                 <w:sz w:val="21"/>
                 <w:szCs w:val="21"/>
                 <w:color w:val="000000"/>
@@ -910,24 +756,13 @@
               </w:pBdr>
               <w:spacing w:after="80" w:before="80" w:line="240"/>
               <w:ind w:left="80" w:right="80" w:firstLine="0" w:firstLineChars="0"/>
-              <w:rPr>
-                <w:rFonts w:ascii="Arial" w:hAnsi="Arial" w:eastAsia="Arial" w:cs="Arial"/>
-                <w:i w:val="false"/>
-                <w:b w:val="false"/>
-                <w:u w:val="none"/>
-                <w:strike w:val="false"/>
-                <w:sz w:val="21"/>
-                <w:szCs w:val="21"/>
-                <w:color w:val="000000"/>
-              </w:rPr>
             </w:pPr>
             <w:r>
               <w:rPr>
-                <w:rFonts w:ascii="Arial" w:hAnsi="Arial" w:eastAsia="Arial" w:cs="Arial"/>
-                <w:i w:val="false"/>
-                <w:b w:val="false"/>
-                <w:u w:val="none"/>
-                <w:strike w:val="false"/>
+                <w:rFonts w:ascii="Arial" w:hAnsi="DejaVu Sans" w:eastAsia="DejaVu Sans" w:cs="DejaVu Sans"/>
+                <w:i w:val="false"/>
+                <w:b w:val="false"/>
+                <w:u w:val="none"/>
                 <w:sz w:val="21"/>
                 <w:szCs w:val="21"/>
                 <w:color w:val="000000"/>
@@ -941,6 +776,7 @@
         <w:trPr>
           <w:trHeight w:val="792" w:hRule="atLeast"/>
         </w:trPr>
+        body3
         <w:tc>
           <w:tcPr>
             <w:tcBorders>
@@ -970,24 +806,13 @@
               </w:pBdr>
               <w:spacing w:after="80" w:before="80" w:line="240"/>
               <w:ind w:left="80" w:right="80" w:firstLine="0" w:firstLineChars="0"/>
-              <w:rPr>
-                <w:rFonts w:ascii="Arial" w:hAnsi="Arial" w:eastAsia="Arial" w:cs="Arial"/>
-                <w:i w:val="false"/>
-                <w:b w:val="false"/>
-                <w:u w:val="none"/>
-                <w:strike w:val="false"/>
-                <w:sz w:val="21"/>
-                <w:szCs w:val="21"/>
-                <w:color w:val="000000"/>
-              </w:rPr>
             </w:pPr>
             <w:r>
               <w:rPr>
-                <w:rFonts w:ascii="Arial" w:hAnsi="Arial" w:eastAsia="Arial" w:cs="Arial"/>
-                <w:i w:val="false"/>
-                <w:b w:val="false"/>
-                <w:u w:val="none"/>
-                <w:strike w:val="false"/>
+                <w:rFonts w:ascii="Arial" w:hAnsi="DejaVu Sans" w:eastAsia="DejaVu Sans" w:cs="DejaVu Sans"/>
+                <w:i w:val="false"/>
+                <w:b w:val="false"/>
+                <w:u w:val="none"/>
                 <w:sz w:val="21"/>
                 <w:szCs w:val="21"/>
                 <w:color w:val="000000"/>
@@ -1025,24 +850,13 @@
               </w:pBdr>
               <w:spacing w:after="80" w:before="80" w:line="240"/>
               <w:ind w:left="80" w:right="80" w:firstLine="0" w:firstLineChars="0"/>
-              <w:rPr>
-                <w:rFonts w:ascii="Arial" w:hAnsi="Arial" w:eastAsia="Arial" w:cs="Arial"/>
-                <w:i w:val="false"/>
-                <w:b w:val="false"/>
-                <w:u w:val="none"/>
-                <w:strike w:val="false"/>
-                <w:sz w:val="21"/>
-                <w:szCs w:val="21"/>
-                <w:color w:val="000000"/>
-              </w:rPr>
             </w:pPr>
             <w:r>
               <w:rPr>
-                <w:rFonts w:ascii="Arial" w:hAnsi="Arial" w:eastAsia="Arial" w:cs="Arial"/>
-                <w:i w:val="false"/>
-                <w:b w:val="false"/>
-                <w:u w:val="none"/>
-                <w:strike w:val="false"/>
+                <w:rFonts w:ascii="Arial" w:hAnsi="DejaVu Sans" w:eastAsia="DejaVu Sans" w:cs="DejaVu Sans"/>
+                <w:i w:val="false"/>
+                <w:b w:val="false"/>
+                <w:u w:val="none"/>
                 <w:sz w:val="21"/>
                 <w:szCs w:val="21"/>
                 <w:color w:val="000000"/>
@@ -1080,24 +894,13 @@
               </w:pBdr>
               <w:spacing w:after="80" w:before="80" w:line="240"/>
               <w:ind w:left="80" w:right="80" w:firstLine="0" w:firstLineChars="0"/>
-              <w:rPr>
-                <w:rFonts w:ascii="Arial" w:hAnsi="Arial" w:eastAsia="Arial" w:cs="Arial"/>
-                <w:i w:val="false"/>
-                <w:b w:val="false"/>
-                <w:u w:val="none"/>
-                <w:strike w:val="false"/>
-                <w:sz w:val="21"/>
-                <w:szCs w:val="21"/>
-                <w:color w:val="000000"/>
-              </w:rPr>
             </w:pPr>
             <w:r>
               <w:rPr>
-                <w:rFonts w:ascii="Arial" w:hAnsi="Arial" w:eastAsia="Arial" w:cs="Arial"/>
-                <w:i w:val="false"/>
-                <w:b w:val="false"/>
-                <w:u w:val="none"/>
-                <w:strike w:val="false"/>
+                <w:rFonts w:ascii="Arial" w:hAnsi="DejaVu Sans" w:eastAsia="DejaVu Sans" w:cs="DejaVu Sans"/>
+                <w:i w:val="false"/>
+                <w:b w:val="false"/>
+                <w:u w:val="none"/>
                 <w:sz w:val="21"/>
                 <w:szCs w:val="21"/>
                 <w:color w:val="000000"/>
@@ -1135,24 +938,13 @@
               </w:pBdr>
               <w:spacing w:after="80" w:before="80" w:line="240"/>
               <w:ind w:left="80" w:right="80" w:firstLine="0" w:firstLineChars="0"/>
-              <w:rPr>
-                <w:rFonts w:ascii="Arial" w:hAnsi="Arial" w:eastAsia="Arial" w:cs="Arial"/>
-                <w:i w:val="false"/>
-                <w:b w:val="false"/>
-                <w:u w:val="none"/>
-                <w:strike w:val="false"/>
-                <w:sz w:val="21"/>
-                <w:szCs w:val="21"/>
-                <w:color w:val="000000"/>
-              </w:rPr>
             </w:pPr>
             <w:r>
               <w:rPr>
-                <w:rFonts w:ascii="Arial" w:hAnsi="Arial" w:eastAsia="Arial" w:cs="Arial"/>
-                <w:i w:val="false"/>
-                <w:b w:val="false"/>
-                <w:u w:val="none"/>
-                <w:strike w:val="false"/>
+                <w:rFonts w:ascii="Arial" w:hAnsi="DejaVu Sans" w:eastAsia="DejaVu Sans" w:cs="DejaVu Sans"/>
+                <w:i w:val="false"/>
+                <w:b w:val="false"/>
+                <w:u w:val="none"/>
                 <w:sz w:val="21"/>
                 <w:szCs w:val="21"/>
                 <w:color w:val="000000"/>
@@ -1190,24 +982,13 @@
               </w:pBdr>
               <w:spacing w:after="80" w:before="80" w:line="240"/>
               <w:ind w:left="80" w:right="80" w:firstLine="0" w:firstLineChars="0"/>
-              <w:rPr>
-                <w:rFonts w:ascii="Arial" w:hAnsi="Arial" w:eastAsia="Arial" w:cs="Arial"/>
-                <w:i w:val="false"/>
-                <w:b w:val="false"/>
-                <w:u w:val="none"/>
-                <w:strike w:val="false"/>
-                <w:sz w:val="21"/>
-                <w:szCs w:val="21"/>
-                <w:color w:val="000000"/>
-              </w:rPr>
             </w:pPr>
             <w:r>
               <w:rPr>
-                <w:rFonts w:ascii="Arial" w:hAnsi="Arial" w:eastAsia="Arial" w:cs="Arial"/>
-                <w:i w:val="false"/>
-                <w:b w:val="false"/>
-                <w:u w:val="none"/>
-                <w:strike w:val="false"/>
+                <w:rFonts w:ascii="Arial" w:hAnsi="DejaVu Sans" w:eastAsia="DejaVu Sans" w:cs="DejaVu Sans"/>
+                <w:i w:val="false"/>
+                <w:b w:val="false"/>
+                <w:u w:val="none"/>
                 <w:sz w:val="21"/>
                 <w:szCs w:val="21"/>
                 <w:color w:val="000000"/>
@@ -1237,7 +1018,6 @@
           <w:i w:val="false"/>
           <w:b w:val="true"/>
           <w:u w:val="none"/>
-          <w:strike w:val="false"/>
           <w:sz w:val="26"/>
           <w:szCs w:val="26"/>
           <w:color w:val="215A9E"/>
@@ -1264,7 +1044,6 @@
           <w:i w:val="false"/>
           <w:b w:val="false"/>
           <w:u w:val="none"/>
-          <w:strike w:val="false"/>
           <w:sz w:val="22"/>
           <w:szCs w:val="22"/>
           <w:color w:val="000000"/>
@@ -1291,7 +1070,6 @@
           <w:i w:val="false"/>
           <w:b w:val="false"/>
           <w:u w:val="none"/>
-          <w:strike w:val="false"/>
           <w:sz w:val="22"/>
           <w:szCs w:val="22"/>
           <w:color w:val="000000"/>
@@ -1318,7 +1096,6 @@
           <w:i w:val="false"/>
           <w:b w:val="false"/>
           <w:u w:val="none"/>
-          <w:strike w:val="false"/>
           <w:sz w:val="22"/>
           <w:szCs w:val="22"/>
           <w:color w:val="000000"/>
@@ -1345,7 +1122,6 @@
           <w:i w:val="false"/>
           <w:b w:val="true"/>
           <w:u w:val="none"/>
-          <w:strike w:val="false"/>
           <w:sz w:val="26"/>
           <w:szCs w:val="26"/>
           <w:color w:val="215A9E"/>
@@ -1372,7 +1148,6 @@
           <w:i w:val="false"/>
           <w:b w:val="false"/>
           <w:u w:val="none"/>
-          <w:strike w:val="false"/>
           <w:sz w:val="22"/>
           <w:szCs w:val="22"/>
           <w:color w:val="000000"/>
@@ -1399,7 +1174,6 @@
           <w:i w:val="false"/>
           <w:b w:val="false"/>
           <w:u w:val="none"/>
-          <w:strike w:val="false"/>
           <w:sz w:val="22"/>
           <w:szCs w:val="22"/>
           <w:color w:val="000000"/>
@@ -1426,7 +1200,6 @@
           <w:i w:val="false"/>
           <w:b w:val="false"/>
           <w:u w:val="none"/>
-          <w:strike w:val="false"/>
           <w:sz w:val="22"/>
           <w:szCs w:val="22"/>
           <w:color w:val="000000"/>
@@ -1453,7 +1226,6 @@
           <w:i w:val="false"/>
           <w:b w:val="false"/>
           <w:u w:val="none"/>
-          <w:strike w:val="false"/>
           <w:sz w:val="22"/>
           <w:szCs w:val="22"/>
           <w:color w:val="B5BEC9"/>
@@ -1480,7 +1252,6 @@
           <w:i w:val="false"/>
           <w:b w:val="false"/>
           <w:u w:val="none"/>
-          <w:strike w:val="false"/>
           <w:sz w:val="22"/>
           <w:szCs w:val="22"/>
           <w:color w:val="B5BEC9"/>
@@ -1513,7 +1284,6 @@
           <w:i w:val="false"/>
           <w:b w:val="false"/>
           <w:u w:val="none"/>
-          <w:strike w:val="false"/>
           <w:sz w:val="18"/>
           <w:szCs w:val="18"/>
           <w:color w:val="545860"/>
@@ -1540,7 +1310,6 @@
           <w:i w:val="false"/>
           <w:b w:val="true"/>
           <w:u w:val="none"/>
-          <w:strike w:val="false"/>
           <w:sz w:val="36"/>
           <w:szCs w:val="36"/>
           <w:color w:val="063360"/>
@@ -1567,7 +1336,6 @@
           <w:i w:val="false"/>
           <w:b w:val="true"/>
           <w:u w:val="none"/>
-          <w:strike w:val="false"/>
           <w:sz w:val="22"/>
           <w:szCs w:val="22"/>
           <w:color w:val="000000"/>
@@ -1594,7 +1362,6 @@
           <w:i w:val="true"/>
           <w:b w:val="false"/>
           <w:u w:val="none"/>
-          <w:strike w:val="false"/>
           <w:sz w:val="22"/>
           <w:szCs w:val="22"/>
           <w:color w:val="000000"/>
@@ -1621,12 +1388,271 @@
           <w:i w:val="false"/>
           <w:b w:val="true"/>
           <w:u w:val="none"/>
-          <w:strike w:val="false"/>
           <w:sz w:val="26"/>
           <w:szCs w:val="26"/>
           <w:color w:val="215A9E"/>
         </w:rPr>
         <w:t xml:space="preserve">A response like this is possible</w:t>
+      </w:r>
+    </w:p>
+    <w:p>
+      <w:pPr>
+        <w:pStyle w:val="Normal"/>
+        <w:jc w:val="left"/>
+        <w:pBdr>
+          <w:bottom w:val="none" w:sz="0" w:space="0" w:color="000000"/>
+          <w:top w:val="none" w:sz="0" w:space="0" w:color="000000"/>
+          <w:left w:val="none" w:sz="0" w:space="0" w:color="000000"/>
+          <w:right w:val="none" w:sz="0" w:space="0" w:color="000000"/>
+        </w:pBdr>
+        <w:spacing w:after="60" w:before="0" w:line="240"/>
+        <w:ind w:left="0" w:right="0" w:firstLine="0" w:firstLineChars="0"/>
+      </w:pPr>
+      <w:r>
+        <w:rPr>
+          <w:rFonts w:ascii="Arial" w:hAnsi="Arial" w:eastAsia="Arial" w:cs="Arial"/>
+          <w:i w:val="false"/>
+          <w:b w:val="false"/>
+          <w:u w:val="none"/>
+          <w:sz w:val="22"/>
+          <w:szCs w:val="22"/>
+          <w:color w:val="000000"/>
+        </w:rPr>
+        <w:t xml:space="preserve">1.  The GreenWaste pilot produced a clear result: waste-management costs fell by 665 AED per business,</w:t>
+      </w:r>
+    </w:p>
+    <w:p>
+      <w:pPr>
+        <w:pStyle w:val="Normal"/>
+        <w:jc w:val="left"/>
+        <w:pBdr>
+          <w:bottom w:val="none" w:sz="0" w:space="0" w:color="000000"/>
+          <w:top w:val="none" w:sz="0" w:space="0" w:color="000000"/>
+          <w:left w:val="none" w:sz="0" w:space="0" w:color="000000"/>
+          <w:right w:val="none" w:sz="0" w:space="0" w:color="000000"/>
+        </w:pBdr>
+        <w:spacing w:after="60" w:before="0" w:line="240"/>
+        <w:ind w:left="0" w:right="0" w:firstLine="0" w:firstLineChars="0"/>
+      </w:pPr>
+      <w:r>
+        <w:rPr>
+          <w:rFonts w:ascii="Arial" w:hAnsi="Arial" w:eastAsia="Arial" w:cs="Arial"/>
+          <w:i w:val="false"/>
+          <w:b w:val="false"/>
+          <w:u w:val="none"/>
+          <w:sz w:val="22"/>
+          <w:szCs w:val="22"/>
+          <w:color w:val="000000"/>
+        </w:rPr>
+        <w:t xml:space="preserve">2.  and with p &lt; 0.001 we can be confident the programme caused this reduction.</w:t>
+      </w:r>
+    </w:p>
+    <w:p>
+      <w:pPr>
+        <w:pStyle w:val="Normal"/>
+        <w:jc w:val="left"/>
+        <w:pBdr>
+          <w:bottom w:val="none" w:sz="0" w:space="0" w:color="000000"/>
+          <w:top w:val="none" w:sz="0" w:space="0" w:color="000000"/>
+          <w:left w:val="none" w:sz="0" w:space="0" w:color="000000"/>
+          <w:right w:val="none" w:sz="0" w:space="0" w:color="000000"/>
+        </w:pBdr>
+        <w:spacing w:after="60" w:before="0" w:line="240"/>
+        <w:ind w:left="0" w:right="0" w:firstLine="0" w:firstLineChars="0"/>
+      </w:pPr>
+      <w:r>
+        <w:rPr>
+          <w:rFonts w:ascii="Arial" w:hAnsi="Arial" w:eastAsia="Arial" w:cs="Arial"/>
+          <w:i w:val="false"/>
+          <w:b w:val="false"/>
+          <w:u w:val="none"/>
+          <w:sz w:val="22"/>
+          <w:szCs w:val="22"/>
+          <w:color w:val="000000"/>
+        </w:rPr>
+        <w:t xml:space="preserve">3.  Because the same businesses were measured before and after, differences between businesses are already accounted for,</w:t>
+      </w:r>
+    </w:p>
+    <w:p>
+      <w:pPr>
+        <w:pStyle w:val="Normal"/>
+        <w:jc w:val="left"/>
+        <w:pBdr>
+          <w:bottom w:val="none" w:sz="0" w:space="0" w:color="000000"/>
+          <w:top w:val="none" w:sz="0" w:space="0" w:color="000000"/>
+          <w:left w:val="none" w:sz="0" w:space="0" w:color="000000"/>
+          <w:right w:val="none" w:sz="0" w:space="0" w:color="000000"/>
+        </w:pBdr>
+        <w:spacing w:after="60" w:before="0" w:line="240"/>
+        <w:ind w:left="0" w:right="0" w:firstLine="0" w:firstLineChars="0"/>
+      </w:pPr>
+      <w:r>
+        <w:rPr>
+          <w:rFonts w:ascii="Arial" w:hAnsi="Arial" w:eastAsia="Arial" w:cs="Arial"/>
+          <w:i w:val="false"/>
+          <w:b w:val="false"/>
+          <w:u w:val="none"/>
+          <w:sz w:val="22"/>
+          <w:szCs w:val="22"/>
+          <w:color w:val="000000"/>
+        </w:rPr>
+        <w:t xml:space="preserve">4.  so the 665 AED saving can be attributed to the programme.</w:t>
+      </w:r>
+    </w:p>
+    <w:p>
+      <w:pPr>
+        <w:pStyle w:val="Normal"/>
+        <w:jc w:val="left"/>
+        <w:pBdr>
+          <w:bottom w:val="none" w:sz="0" w:space="0" w:color="000000"/>
+          <w:top w:val="none" w:sz="0" w:space="0" w:color="000000"/>
+          <w:left w:val="none" w:sz="0" w:space="0" w:color="000000"/>
+          <w:right w:val="none" w:sz="0" w:space="0" w:color="000000"/>
+        </w:pBdr>
+        <w:spacing w:after="60" w:before="0" w:line="240"/>
+        <w:ind w:left="0" w:right="0" w:firstLine="0" w:firstLineChars="0"/>
+      </w:pPr>
+      <w:r>
+        <w:rPr>
+          <w:rFonts w:ascii="Arial" w:hAnsi="Arial" w:eastAsia="Arial" w:cs="Arial"/>
+          <w:i w:val="false"/>
+          <w:b w:val="false"/>
+          <w:u w:val="none"/>
+          <w:sz w:val="22"/>
+          <w:szCs w:val="22"/>
+          <w:color w:val="000000"/>
+        </w:rPr>
+        <w:t xml:space="preserve">5.  This makes a strong case for national scale-up.</w:t>
+      </w:r>
+    </w:p>
+    <w:p>
+      <w:pPr>
+        <w:pStyle w:val="Normal"/>
+        <w:jc w:val="left"/>
+        <w:pBdr>
+          <w:bottom w:val="none" w:sz="0" w:space="0" w:color="000000"/>
+          <w:top w:val="none" w:sz="0" w:space="0" w:color="000000"/>
+          <w:left w:val="none" w:sz="0" w:space="0" w:color="000000"/>
+          <w:right w:val="none" w:sz="0" w:space="0" w:color="000000"/>
+        </w:pBdr>
+        <w:spacing w:after="60" w:before="0" w:line="240"/>
+        <w:ind w:left="0" w:right="0" w:firstLine="0" w:firstLineChars="0"/>
+      </w:pPr>
+      <w:r>
+        <w:rPr>
+          <w:rFonts w:ascii="Arial" w:hAnsi="Arial" w:eastAsia="Arial" w:cs="Arial"/>
+          <w:i w:val="false"/>
+          <w:b w:val="false"/>
+          <w:u w:val="none"/>
+          <w:sz w:val="22"/>
+          <w:szCs w:val="22"/>
+          <w:color w:val="000000"/>
+        </w:rPr>
+        <w:t xml:space="preserve">6.  As with any pilot, results should be monitored as the programme expands.</w:t>
+      </w:r>
+    </w:p>
+    <w:p>
+      <w:pPr>
+        <w:pStyle w:val="Normal"/>
+        <w:jc w:val="left"/>
+        <w:pBdr>
+          <w:bottom w:val="none" w:sz="0" w:space="0" w:color="000000"/>
+          <w:top w:val="none" w:sz="0" w:space="0" w:color="000000"/>
+          <w:left w:val="none" w:sz="0" w:space="0" w:color="000000"/>
+          <w:right w:val="none" w:sz="0" w:space="0" w:color="000000"/>
+        </w:pBdr>
+        <w:spacing w:after="40" w:before="0" w:line="240"/>
+        <w:ind w:left="0" w:right="0" w:firstLine="0" w:firstLineChars="0"/>
+      </w:pPr>
+      <w:r>
+        <w:rPr>
+          <w:rFonts w:ascii="Arial" w:hAnsi="Arial" w:eastAsia="Arial" w:cs="Arial"/>
+          <w:i w:val="false"/>
+          <w:b w:val="true"/>
+          <w:u w:val="none"/>
+          <w:sz w:val="22"/>
+          <w:szCs w:val="22"/>
+          <w:color w:val="000000"/>
+        </w:rPr>
+        <w:t xml:space="preserve">Marker rules. At your table, mark each numbered claim with a coloured marker:</w:t>
+      </w:r>
+    </w:p>
+    <w:p>
+      <w:pPr>
+        <w:pStyle w:val="Normal"/>
+        <w:jc w:val="left"/>
+        <w:pBdr>
+          <w:bottom w:val="none" w:sz="0" w:space="0" w:color="000000"/>
+          <w:top w:val="none" w:sz="0" w:space="0" w:color="000000"/>
+          <w:left w:val="none" w:sz="0" w:space="0" w:color="000000"/>
+          <w:right w:val="none" w:sz="0" w:space="0" w:color="000000"/>
+        </w:pBdr>
+        <w:spacing w:after="20" w:before="0" w:line="240"/>
+        <w:ind w:left="0" w:right="0" w:firstLine="0" w:firstLineChars="0"/>
+      </w:pPr>
+      <w:r>
+        <w:rPr>
+          <w:rFonts w:ascii="Arial" w:hAnsi="Arial" w:eastAsia="Arial" w:cs="Arial"/>
+          <w:i w:val="false"/>
+          <w:b w:val="false"/>
+          <w:u w:val="none"/>
+          <w:sz w:val="22"/>
+          <w:szCs w:val="22"/>
+          <w:color w:val="000000"/>
+        </w:rPr>
+        <w:t xml:space="preserve">    Green: the evidence supports the claim.</w:t>
+      </w:r>
+    </w:p>
+    <w:p>
+      <w:pPr>
+        <w:pStyle w:val="Normal"/>
+        <w:jc w:val="left"/>
+        <w:pBdr>
+          <w:bottom w:val="none" w:sz="0" w:space="0" w:color="000000"/>
+          <w:top w:val="none" w:sz="0" w:space="0" w:color="000000"/>
+          <w:left w:val="none" w:sz="0" w:space="0" w:color="000000"/>
+          <w:right w:val="none" w:sz="0" w:space="0" w:color="000000"/>
+        </w:pBdr>
+        <w:spacing w:after="20" w:before="0" w:line="240"/>
+        <w:ind w:left="0" w:right="0" w:firstLine="0" w:firstLineChars="0"/>
+      </w:pPr>
+      <w:r>
+        <w:rPr>
+          <w:rFonts w:ascii="Arial" w:hAnsi="Arial" w:eastAsia="Arial" w:cs="Arial"/>
+          <w:i w:val="false"/>
+          <w:b w:val="false"/>
+          <w:u w:val="none"/>
+          <w:sz w:val="22"/>
+          <w:szCs w:val="22"/>
+          <w:color w:val="000000"/>
+        </w:rPr>
+        <w:t xml:space="preserve">    Yellow: partly true, or true but not enough to act on.</w:t>
+      </w:r>
+    </w:p>
+    <w:p>
+      <w:pPr>
+        <w:pStyle w:val="Normal"/>
+        <w:jc w:val="left"/>
+        <w:pBdr>
+          <w:bottom w:val="none" w:sz="0" w:space="0" w:color="000000"/>
+          <w:top w:val="none" w:sz="0" w:space="0" w:color="000000"/>
+          <w:left w:val="none" w:sz="0" w:space="0" w:color="000000"/>
+          <w:right w:val="none" w:sz="0" w:space="0" w:color="000000"/>
+        </w:pBdr>
+        <w:spacing w:after="20" w:before="0" w:line="240"/>
+        <w:ind w:left="0" w:right="0" w:firstLine="0" w:firstLineChars="0"/>
+      </w:pPr>
+      <w:r>
+        <w:rPr>
+          <w:rFonts w:ascii="Arial" w:hAnsi="Arial" w:eastAsia="Arial" w:cs="Arial"/>
+          <w:i w:val="false"/>
+          <w:b w:val="false"/>
+          <w:u w:val="none"/>
+          <w:sz w:val="22"/>
+          <w:szCs w:val="22"/>
+          <w:color w:val="000000"/>
+        </w:rPr>
+        <w:t xml:space="preserve">    Red: the evidence does not support the claim.</w:t>
       </w:r>
     </w:p>
     <w:p>
@@ -1646,14 +1672,13 @@
         <w:rPr>
           <w:rFonts w:ascii="Arial" w:hAnsi="Arial" w:eastAsia="Arial" w:cs="Arial"/>
           <w:i w:val="false"/>
-          <w:b w:val="false"/>
+          <w:b w:val="true"/>
           <w:u w:val="none"/>
-          <w:strike w:val="false"/>
           <w:sz w:val="22"/>
           <w:szCs w:val="22"/>
           <w:color w:val="000000"/>
         </w:rPr>
-        <w:t xml:space="preserve">The GreenWaste pilot produced a clear result: waste-management costs fell by 665 AED per business, and with p &lt; 0.001 we can be confident the programme caused this reduction. Because the same businesses were measured before and after, differences between businesses are already accounted for, so the 665 AED saving can be attributed to the programme. This makes a strong case for national scale-up. As with any pilot, results should be monitored as the programme expands.</w:t>
+        <w:t xml:space="preserve">Then one person from your group takes your colours to the claim strips on the wall and puts one dot on each strip.</w:t>
       </w:r>
     </w:p>
     <w:p>
@@ -1675,12 +1700,11 @@
           <w:i w:val="false"/>
           <w:b w:val="true"/>
           <w:u w:val="none"/>
-          <w:strike w:val="false"/>
           <w:sz w:val="22"/>
           <w:szCs w:val="22"/>
           <w:color w:val="000000"/>
         </w:rPr>
-        <w:t xml:space="preserve">Underline every claim in the response that the evidence does not support. Then run the same prompt yourselves: did your AI write something similar?</w:t>
+        <w:t xml:space="preserve">Then run the same prompt yourselves: did your AI write something similar?</w:t>
       </w:r>
     </w:p>
     <w:p>
@@ -1702,7 +1726,6 @@
           <w:i w:val="false"/>
           <w:b w:val="false"/>
           <w:u w:val="none"/>
-          <w:strike w:val="false"/>
           <w:sz w:val="22"/>
           <w:szCs w:val="22"/>
           <w:color w:val="B5BEC9"/>
@@ -1729,34 +1752,6 @@
           <w:i w:val="false"/>
           <w:b w:val="false"/>
           <w:u w:val="none"/>
-          <w:strike w:val="false"/>
-          <w:sz w:val="22"/>
-          <w:szCs w:val="22"/>
-          <w:color w:val="B5BEC9"/>
-        </w:rPr>
-        <w:t xml:space="preserve">____________________________________________________________________________</w:t>
-      </w:r>
-    </w:p>
-    <w:p>
-      <w:pPr>
-        <w:pStyle w:val="Normal"/>
-        <w:jc w:val="left"/>
-        <w:pBdr>
-          <w:bottom w:val="none" w:sz="0" w:space="0" w:color="000000"/>
-          <w:top w:val="none" w:sz="0" w:space="0" w:color="000000"/>
-          <w:left w:val="none" w:sz="0" w:space="0" w:color="000000"/>
-          <w:right w:val="none" w:sz="0" w:space="0" w:color="000000"/>
-        </w:pBdr>
-        <w:spacing w:after="120" w:before="0" w:line="240"/>
-        <w:ind w:left="0" w:right="0" w:firstLine="0" w:firstLineChars="0"/>
-      </w:pPr>
-      <w:r>
-        <w:rPr>
-          <w:rFonts w:ascii="Arial" w:hAnsi="Arial" w:eastAsia="Arial" w:cs="Arial"/>
-          <w:i w:val="false"/>
-          <w:b w:val="false"/>
-          <w:u w:val="none"/>
-          <w:strike w:val="false"/>
           <w:sz w:val="22"/>
           <w:szCs w:val="22"/>
           <w:color w:val="B5BEC9"/>
@@ -1783,7 +1778,6 @@
           <w:i w:val="false"/>
           <w:b w:val="true"/>
           <w:u w:val="none"/>
-          <w:strike w:val="false"/>
           <w:sz w:val="26"/>
           <w:szCs w:val="26"/>
           <w:color w:val="215A9E"/>
@@ -1810,7 +1804,6 @@
           <w:i w:val="true"/>
           <w:b w:val="false"/>
           <w:u w:val="none"/>
-          <w:strike w:val="false"/>
           <w:sz w:val="22"/>
           <w:szCs w:val="22"/>
           <w:color w:val="000000"/>
@@ -1837,7 +1830,6 @@
           <w:i w:val="false"/>
           <w:b w:val="false"/>
           <w:u w:val="none"/>
-          <w:strike w:val="false"/>
           <w:sz w:val="22"/>
           <w:szCs w:val="22"/>
           <w:color w:val="000000"/>
@@ -1870,7 +1862,6 @@
           <w:i w:val="false"/>
           <w:b w:val="false"/>
           <w:u w:val="none"/>
-          <w:strike w:val="false"/>
           <w:sz w:val="18"/>
           <w:szCs w:val="18"/>
           <w:color w:val="545860"/>
@@ -1897,7 +1888,6 @@
           <w:i w:val="false"/>
           <w:b w:val="true"/>
           <w:u w:val="none"/>
-          <w:strike w:val="false"/>
           <w:sz w:val="36"/>
           <w:szCs w:val="36"/>
           <w:color w:val="063360"/>
@@ -1919,6 +1909,7 @@
         <w:trPr>
           <w:trHeight w:val="3168" w:hRule="atLeast"/>
         </w:trPr>
+        body1
         <w:tc>
           <w:tcPr>
             <w:tcBorders>
@@ -1948,16 +1939,6 @@
               </w:pBdr>
               <w:spacing w:after="200" w:before="200" w:line="240"/>
               <w:ind w:left="200" w:right="200" w:firstLine="0" w:firstLineChars="0"/>
-              <w:rPr>
-                <w:rFonts w:ascii="Arial" w:hAnsi="Arial" w:eastAsia="Arial" w:cs="Arial"/>
-                <w:i w:val="false"/>
-                <w:b w:val="false"/>
-                <w:u w:val="none"/>
-                <w:strike w:val="false"/>
-                <w:sz w:val="21"/>
-                <w:szCs w:val="21"/>
-                <w:color w:val="000000"/>
-              </w:rPr>
             </w:pPr>
             <w:r>
               <w:rPr>
@@ -1965,7 +1946,6 @@
                 <w:i w:val="false"/>
                 <w:b w:val="true"/>
                 <w:u w:val="none"/>
-                <w:strike w:val="false"/>
                 <w:sz w:val="22"/>
                 <w:szCs w:val="22"/>
                 <w:color w:val="063360"/>
@@ -1978,7 +1958,6 @@
                 <w:i w:val="false"/>
                 <w:b w:val="false"/>
                 <w:u w:val="none"/>
-                <w:strike w:val="false"/>
                 <w:sz w:val="21"/>
                 <w:szCs w:val="21"/>
                 <w:color w:val="000000"/>
@@ -1991,7 +1970,6 @@
                 <w:i w:val="false"/>
                 <w:b w:val="false"/>
                 <w:u w:val="none"/>
-                <w:strike w:val="false"/>
                 <w:sz w:val="21"/>
                 <w:szCs w:val="21"/>
                 <w:color w:val="000000"/>
@@ -2004,7 +1982,6 @@
                 <w:i w:val="false"/>
                 <w:b w:val="false"/>
                 <w:u w:val="none"/>
-                <w:strike w:val="false"/>
                 <w:sz w:val="21"/>
                 <w:szCs w:val="21"/>
                 <w:color w:val="000000"/>
@@ -2017,7 +1994,6 @@
                 <w:i w:val="false"/>
                 <w:b w:val="false"/>
                 <w:u w:val="none"/>
-                <w:strike w:val="false"/>
                 <w:sz w:val="21"/>
                 <w:szCs w:val="21"/>
                 <w:color w:val="000000"/>
@@ -2030,7 +2006,6 @@
                 <w:i w:val="false"/>
                 <w:b w:val="false"/>
                 <w:u w:val="none"/>
-                <w:strike w:val="false"/>
                 <w:sz w:val="21"/>
                 <w:szCs w:val="21"/>
                 <w:color w:val="000000"/>
@@ -2043,7 +2018,6 @@
                 <w:i w:val="false"/>
                 <w:b w:val="false"/>
                 <w:u w:val="none"/>
-                <w:strike w:val="false"/>
                 <w:sz w:val="21"/>
                 <w:szCs w:val="21"/>
                 <w:color w:val="000000"/>
@@ -2056,7 +2030,6 @@
                 <w:i w:val="false"/>
                 <w:b w:val="false"/>
                 <w:u w:val="none"/>
-                <w:strike w:val="false"/>
                 <w:sz w:val="21"/>
                 <w:szCs w:val="21"/>
                 <w:color w:val="000000"/>
@@ -2069,7 +2042,6 @@
                 <w:i w:val="false"/>
                 <w:b w:val="false"/>
                 <w:u w:val="none"/>
-                <w:strike w:val="false"/>
                 <w:sz w:val="21"/>
                 <w:szCs w:val="21"/>
                 <w:color w:val="000000"/>
@@ -2082,7 +2054,6 @@
                 <w:i w:val="false"/>
                 <w:b w:val="false"/>
                 <w:u w:val="none"/>
-                <w:strike w:val="false"/>
                 <w:sz w:val="21"/>
                 <w:szCs w:val="21"/>
                 <w:color w:val="000000"/>
@@ -2095,7 +2066,6 @@
                 <w:i w:val="false"/>
                 <w:b w:val="false"/>
                 <w:u w:val="none"/>
-                <w:strike w:val="false"/>
                 <w:sz w:val="21"/>
                 <w:szCs w:val="21"/>
                 <w:color w:val="000000"/>
@@ -2108,7 +2078,6 @@
                 <w:i w:val="false"/>
                 <w:b w:val="false"/>
                 <w:u w:val="none"/>
-                <w:strike w:val="false"/>
                 <w:sz w:val="21"/>
                 <w:szCs w:val="21"/>
                 <w:color w:val="000000"/>
@@ -2146,16 +2115,6 @@
               </w:pBdr>
               <w:spacing w:after="200" w:before="200" w:line="240"/>
               <w:ind w:left="200" w:right="200" w:firstLine="0" w:firstLineChars="0"/>
-              <w:rPr>
-                <w:rFonts w:ascii="Arial" w:hAnsi="Arial" w:eastAsia="Arial" w:cs="Arial"/>
-                <w:i w:val="false"/>
-                <w:b w:val="false"/>
-                <w:u w:val="none"/>
-                <w:strike w:val="false"/>
-                <w:sz w:val="21"/>
-                <w:szCs w:val="21"/>
-                <w:color w:val="000000"/>
-              </w:rPr>
             </w:pPr>
             <w:r>
               <w:rPr>
@@ -2163,7 +2122,6 @@
                 <w:i w:val="false"/>
                 <w:b w:val="true"/>
                 <w:u w:val="none"/>
-                <w:strike w:val="false"/>
                 <w:sz w:val="22"/>
                 <w:szCs w:val="22"/>
                 <w:color w:val="063360"/>
@@ -2176,7 +2134,6 @@
                 <w:i w:val="false"/>
                 <w:b w:val="false"/>
                 <w:u w:val="none"/>
-                <w:strike w:val="false"/>
                 <w:sz w:val="21"/>
                 <w:szCs w:val="21"/>
                 <w:color w:val="000000"/>
@@ -2189,7 +2146,6 @@
                 <w:i w:val="false"/>
                 <w:b w:val="false"/>
                 <w:u w:val="none"/>
-                <w:strike w:val="false"/>
                 <w:sz w:val="21"/>
                 <w:szCs w:val="21"/>
                 <w:color w:val="000000"/>
@@ -2202,7 +2158,6 @@
                 <w:i w:val="false"/>
                 <w:b w:val="false"/>
                 <w:u w:val="none"/>
-                <w:strike w:val="false"/>
                 <w:sz w:val="21"/>
                 <w:szCs w:val="21"/>
                 <w:color w:val="000000"/>
@@ -2215,7 +2170,6 @@
                 <w:i w:val="false"/>
                 <w:b w:val="false"/>
                 <w:u w:val="none"/>
-                <w:strike w:val="false"/>
                 <w:sz w:val="21"/>
                 <w:szCs w:val="21"/>
                 <w:color w:val="000000"/>
@@ -2228,7 +2182,6 @@
                 <w:i w:val="false"/>
                 <w:b w:val="false"/>
                 <w:u w:val="none"/>
-                <w:strike w:val="false"/>
                 <w:sz w:val="21"/>
                 <w:szCs w:val="21"/>
                 <w:color w:val="000000"/>
@@ -2241,7 +2194,6 @@
                 <w:i w:val="false"/>
                 <w:b w:val="false"/>
                 <w:u w:val="none"/>
-                <w:strike w:val="false"/>
                 <w:sz w:val="21"/>
                 <w:szCs w:val="21"/>
                 <w:color w:val="000000"/>
@@ -2254,7 +2206,6 @@
                 <w:i w:val="false"/>
                 <w:b w:val="false"/>
                 <w:u w:val="none"/>
-                <w:strike w:val="false"/>
                 <w:sz w:val="21"/>
                 <w:szCs w:val="21"/>
                 <w:color w:val="000000"/>
@@ -2267,7 +2218,6 @@
                 <w:i w:val="false"/>
                 <w:b w:val="false"/>
                 <w:u w:val="none"/>
-                <w:strike w:val="false"/>
                 <w:sz w:val="21"/>
                 <w:szCs w:val="21"/>
                 <w:color w:val="000000"/>
@@ -2280,7 +2230,6 @@
                 <w:i w:val="false"/>
                 <w:b w:val="false"/>
                 <w:u w:val="none"/>
-                <w:strike w:val="false"/>
                 <w:sz w:val="21"/>
                 <w:szCs w:val="21"/>
                 <w:color w:val="000000"/>
@@ -2293,7 +2242,6 @@
                 <w:i w:val="false"/>
                 <w:b w:val="false"/>
                 <w:u w:val="none"/>
-                <w:strike w:val="false"/>
                 <w:sz w:val="21"/>
                 <w:szCs w:val="21"/>
                 <w:color w:val="000000"/>
@@ -2306,7 +2254,6 @@
                 <w:i w:val="false"/>
                 <w:b w:val="false"/>
                 <w:u w:val="none"/>
-                <w:strike w:val="false"/>
                 <w:sz w:val="21"/>
                 <w:szCs w:val="21"/>
                 <w:color w:val="000000"/>
@@ -2320,6 +2267,7 @@
         <w:trPr>
           <w:trHeight w:val="3168" w:hRule="atLeast"/>
         </w:trPr>
+        body2
         <w:tc>
           <w:tcPr>
             <w:tcBorders>
@@ -2349,16 +2297,6 @@
               </w:pBdr>
               <w:spacing w:after="200" w:before="200" w:line="240"/>
               <w:ind w:left="200" w:right="200" w:firstLine="0" w:firstLineChars="0"/>
-              <w:rPr>
-                <w:rFonts w:ascii="Arial" w:hAnsi="Arial" w:eastAsia="Arial" w:cs="Arial"/>
-                <w:i w:val="false"/>
-                <w:b w:val="false"/>
-                <w:u w:val="none"/>
-                <w:strike w:val="false"/>
-                <w:sz w:val="21"/>
-                <w:szCs w:val="21"/>
-                <w:color w:val="000000"/>
-              </w:rPr>
             </w:pPr>
             <w:r>
               <w:rPr>
@@ -2366,7 +2304,6 @@
                 <w:i w:val="false"/>
                 <w:b w:val="true"/>
                 <w:u w:val="none"/>
-                <w:strike w:val="false"/>
                 <w:sz w:val="22"/>
                 <w:szCs w:val="22"/>
                 <w:color w:val="063360"/>
@@ -2379,7 +2316,6 @@
                 <w:i w:val="false"/>
                 <w:b w:val="false"/>
                 <w:u w:val="none"/>
-                <w:strike w:val="false"/>
                 <w:sz w:val="21"/>
                 <w:szCs w:val="21"/>
                 <w:color w:val="000000"/>
@@ -2392,7 +2328,6 @@
                 <w:i w:val="false"/>
                 <w:b w:val="false"/>
                 <w:u w:val="none"/>
-                <w:strike w:val="false"/>
                 <w:sz w:val="21"/>
                 <w:szCs w:val="21"/>
                 <w:color w:val="000000"/>
@@ -2405,7 +2340,6 @@
                 <w:i w:val="false"/>
                 <w:b w:val="false"/>
                 <w:u w:val="none"/>
-                <w:strike w:val="false"/>
                 <w:sz w:val="21"/>
                 <w:szCs w:val="21"/>
                 <w:color w:val="000000"/>
@@ -2418,7 +2352,6 @@
                 <w:i w:val="false"/>
                 <w:b w:val="false"/>
                 <w:u w:val="none"/>
-                <w:strike w:val="false"/>
                 <w:sz w:val="21"/>
                 <w:szCs w:val="21"/>
                 <w:color w:val="000000"/>
@@ -2431,7 +2364,6 @@
                 <w:i w:val="false"/>
                 <w:b w:val="false"/>
                 <w:u w:val="none"/>
-                <w:strike w:val="false"/>
                 <w:sz w:val="21"/>
                 <w:szCs w:val="21"/>
                 <w:color w:val="000000"/>
@@ -2444,7 +2376,6 @@
                 <w:i w:val="false"/>
                 <w:b w:val="false"/>
                 <w:u w:val="none"/>
-                <w:strike w:val="false"/>
                 <w:sz w:val="21"/>
                 <w:szCs w:val="21"/>
                 <w:color w:val="000000"/>
@@ -2457,7 +2388,6 @@
                 <w:i w:val="false"/>
                 <w:b w:val="false"/>
                 <w:u w:val="none"/>
-                <w:strike w:val="false"/>
                 <w:sz w:val="21"/>
                 <w:szCs w:val="21"/>
                 <w:color w:val="000000"/>
@@ -2470,7 +2400,6 @@
                 <w:i w:val="false"/>
                 <w:b w:val="false"/>
                 <w:u w:val="none"/>
-                <w:strike w:val="false"/>
                 <w:sz w:val="21"/>
                 <w:szCs w:val="21"/>
                 <w:color w:val="000000"/>
@@ -2483,7 +2412,6 @@
                 <w:i w:val="false"/>
                 <w:b w:val="false"/>
                 <w:u w:val="none"/>
-                <w:strike w:val="false"/>
                 <w:sz w:val="21"/>
                 <w:szCs w:val="21"/>
                 <w:color w:val="000000"/>
@@ -2496,7 +2424,6 @@
                 <w:i w:val="false"/>
                 <w:b w:val="false"/>
                 <w:u w:val="none"/>
-                <w:strike w:val="false"/>
                 <w:sz w:val="21"/>
                 <w:szCs w:val="21"/>
                 <w:color w:val="000000"/>
@@ -2509,7 +2436,6 @@
                 <w:i w:val="false"/>
                 <w:b w:val="false"/>
                 <w:u w:val="none"/>
-                <w:strike w:val="false"/>
                 <w:sz w:val="21"/>
                 <w:szCs w:val="21"/>
                 <w:color w:val="000000"/>
@@ -2547,16 +2473,6 @@
               </w:pBdr>
               <w:spacing w:after="200" w:before="200" w:line="240"/>
               <w:ind w:left="200" w:right="200" w:firstLine="0" w:firstLineChars="0"/>
-              <w:rPr>
-                <w:rFonts w:ascii="Arial" w:hAnsi="Arial" w:eastAsia="Arial" w:cs="Arial"/>
-                <w:i w:val="false"/>
-                <w:b w:val="false"/>
-                <w:u w:val="none"/>
-                <w:strike w:val="false"/>
-                <w:sz w:val="21"/>
-                <w:szCs w:val="21"/>
-                <w:color w:val="000000"/>
-              </w:rPr>
             </w:pPr>
             <w:r>
               <w:rPr>
@@ -2564,7 +2480,6 @@
                 <w:i w:val="false"/>
                 <w:b w:val="true"/>
                 <w:u w:val="none"/>
-                <w:strike w:val="false"/>
                 <w:sz w:val="22"/>
                 <w:szCs w:val="22"/>
                 <w:color w:val="063360"/>
@@ -2577,7 +2492,6 @@
                 <w:i w:val="false"/>
                 <w:b w:val="false"/>
                 <w:u w:val="none"/>
-                <w:strike w:val="false"/>
                 <w:sz w:val="21"/>
                 <w:szCs w:val="21"/>
                 <w:color w:val="000000"/>
@@ -2590,7 +2504,6 @@
                 <w:i w:val="false"/>
                 <w:b w:val="false"/>
                 <w:u w:val="none"/>
-                <w:strike w:val="false"/>
                 <w:sz w:val="21"/>
                 <w:szCs w:val="21"/>
                 <w:color w:val="000000"/>
@@ -2603,7 +2516,6 @@
                 <w:i w:val="false"/>
                 <w:b w:val="false"/>
                 <w:u w:val="none"/>
-                <w:strike w:val="false"/>
                 <w:sz w:val="21"/>
                 <w:szCs w:val="21"/>
                 <w:color w:val="000000"/>
@@ -2616,7 +2528,6 @@
                 <w:i w:val="false"/>
                 <w:b w:val="false"/>
                 <w:u w:val="none"/>
-                <w:strike w:val="false"/>
                 <w:sz w:val="21"/>
                 <w:szCs w:val="21"/>
                 <w:color w:val="000000"/>
@@ -2629,7 +2540,6 @@
                 <w:i w:val="false"/>
                 <w:b w:val="false"/>
                 <w:u w:val="none"/>
-                <w:strike w:val="false"/>
                 <w:sz w:val="21"/>
                 <w:szCs w:val="21"/>
                 <w:color w:val="000000"/>
@@ -2642,7 +2552,6 @@
                 <w:i w:val="false"/>
                 <w:b w:val="false"/>
                 <w:u w:val="none"/>
-                <w:strike w:val="false"/>
                 <w:sz w:val="21"/>
                 <w:szCs w:val="21"/>
                 <w:color w:val="000000"/>
@@ -2655,7 +2564,6 @@
                 <w:i w:val="false"/>
                 <w:b w:val="false"/>
                 <w:u w:val="none"/>
-                <w:strike w:val="false"/>
                 <w:sz w:val="21"/>
                 <w:szCs w:val="21"/>
                 <w:color w:val="000000"/>
@@ -2668,7 +2576,6 @@
                 <w:i w:val="false"/>
                 <w:b w:val="false"/>
                 <w:u w:val="none"/>
-                <w:strike w:val="false"/>
                 <w:sz w:val="21"/>
                 <w:szCs w:val="21"/>
                 <w:color w:val="000000"/>
@@ -2681,7 +2588,6 @@
                 <w:i w:val="false"/>
                 <w:b w:val="false"/>
                 <w:u w:val="none"/>
-                <w:strike w:val="false"/>
                 <w:sz w:val="21"/>
                 <w:szCs w:val="21"/>
                 <w:color w:val="000000"/>
@@ -2694,7 +2600,6 @@
                 <w:i w:val="false"/>
                 <w:b w:val="false"/>
                 <w:u w:val="none"/>
-                <w:strike w:val="false"/>
                 <w:sz w:val="21"/>
                 <w:szCs w:val="21"/>
                 <w:color w:val="000000"/>
@@ -2707,7 +2612,6 @@
                 <w:i w:val="false"/>
                 <w:b w:val="false"/>
                 <w:u w:val="none"/>
-                <w:strike w:val="false"/>
                 <w:sz w:val="21"/>
                 <w:szCs w:val="21"/>
                 <w:color w:val="000000"/>
@@ -2721,6 +2625,7 @@
         <w:trPr>
           <w:trHeight w:val="3168" w:hRule="atLeast"/>
         </w:trPr>
+        body3
         <w:tc>
           <w:tcPr>
             <w:tcBorders>
@@ -2750,16 +2655,6 @@
               </w:pBdr>
               <w:spacing w:after="200" w:before="200" w:line="240"/>
               <w:ind w:left="200" w:right="200" w:firstLine="0" w:firstLineChars="0"/>
-              <w:rPr>
-                <w:rFonts w:ascii="Arial" w:hAnsi="Arial" w:eastAsia="Arial" w:cs="Arial"/>
-                <w:i w:val="false"/>
-                <w:b w:val="false"/>
-                <w:u w:val="none"/>
-                <w:strike w:val="false"/>
-                <w:sz w:val="21"/>
-                <w:szCs w:val="21"/>
-                <w:color w:val="000000"/>
-              </w:rPr>
             </w:pPr>
             <w:r>
               <w:rPr>
@@ -2767,7 +2662,6 @@
                 <w:i w:val="false"/>
                 <w:b w:val="true"/>
                 <w:u w:val="none"/>
-                <w:strike w:val="false"/>
                 <w:sz w:val="22"/>
                 <w:szCs w:val="22"/>
                 <w:color w:val="063360"/>
@@ -2780,7 +2674,6 @@
                 <w:i w:val="false"/>
                 <w:b w:val="false"/>
                 <w:u w:val="none"/>
-                <w:strike w:val="false"/>
                 <w:sz w:val="21"/>
                 <w:szCs w:val="21"/>
                 <w:color w:val="000000"/>
@@ -2793,7 +2686,6 @@
                 <w:i w:val="false"/>
                 <w:b w:val="false"/>
                 <w:u w:val="none"/>
-                <w:strike w:val="false"/>
                 <w:sz w:val="21"/>
                 <w:szCs w:val="21"/>
                 <w:color w:val="000000"/>
@@ -2806,7 +2698,6 @@
                 <w:i w:val="false"/>
                 <w:b w:val="false"/>
                 <w:u w:val="none"/>
-                <w:strike w:val="false"/>
                 <w:sz w:val="21"/>
                 <w:szCs w:val="21"/>
                 <w:color w:val="000000"/>
@@ -2819,7 +2710,6 @@
                 <w:i w:val="false"/>
                 <w:b w:val="false"/>
                 <w:u w:val="none"/>
-                <w:strike w:val="false"/>
                 <w:sz w:val="21"/>
                 <w:szCs w:val="21"/>
                 <w:color w:val="000000"/>
@@ -2832,7 +2722,6 @@
                 <w:i w:val="false"/>
                 <w:b w:val="false"/>
                 <w:u w:val="none"/>
-                <w:strike w:val="false"/>
                 <w:sz w:val="21"/>
                 <w:szCs w:val="21"/>
                 <w:color w:val="000000"/>
@@ -2845,7 +2734,6 @@
                 <w:i w:val="false"/>
                 <w:b w:val="false"/>
                 <w:u w:val="none"/>
-                <w:strike w:val="false"/>
                 <w:sz w:val="21"/>
                 <w:szCs w:val="21"/>
                 <w:color w:val="000000"/>
@@ -2858,7 +2746,6 @@
                 <w:i w:val="false"/>
                 <w:b w:val="false"/>
                 <w:u w:val="none"/>
-                <w:strike w:val="false"/>
                 <w:sz w:val="21"/>
                 <w:szCs w:val="21"/>
                 <w:color w:val="000000"/>
@@ -2871,7 +2758,6 @@
                 <w:i w:val="false"/>
                 <w:b w:val="false"/>
                 <w:u w:val="none"/>
-                <w:strike w:val="false"/>
                 <w:sz w:val="21"/>
                 <w:szCs w:val="21"/>
                 <w:color w:val="000000"/>
@@ -2884,7 +2770,6 @@
                 <w:i w:val="false"/>
                 <w:b w:val="false"/>
                 <w:u w:val="none"/>
-                <w:strike w:val="false"/>
                 <w:sz w:val="21"/>
                 <w:szCs w:val="21"/>
                 <w:color w:val="000000"/>
@@ -2897,7 +2782,6 @@
                 <w:i w:val="false"/>
                 <w:b w:val="false"/>
                 <w:u w:val="none"/>
-                <w:strike w:val="false"/>
                 <w:sz w:val="21"/>
                 <w:szCs w:val="21"/>
                 <w:color w:val="000000"/>
@@ -2910,7 +2794,6 @@
                 <w:i w:val="false"/>
                 <w:b w:val="false"/>
                 <w:u w:val="none"/>
-                <w:strike w:val="false"/>
                 <w:sz w:val="21"/>
                 <w:szCs w:val="21"/>
                 <w:color w:val="000000"/>
@@ -2948,16 +2831,6 @@
               </w:pBdr>
               <w:spacing w:after="200" w:before="200" w:line="240"/>
               <w:ind w:left="200" w:right="200" w:firstLine="0" w:firstLineChars="0"/>
-              <w:rPr>
-                <w:rFonts w:ascii="Arial" w:hAnsi="Arial" w:eastAsia="Arial" w:cs="Arial"/>
-                <w:i w:val="false"/>
-                <w:b w:val="false"/>
-                <w:u w:val="none"/>
-                <w:strike w:val="false"/>
-                <w:sz w:val="21"/>
-                <w:szCs w:val="21"/>
-                <w:color w:val="000000"/>
-              </w:rPr>
             </w:pPr>
             <w:r>
               <w:rPr>
@@ -2965,7 +2838,6 @@
                 <w:i w:val="false"/>
                 <w:b w:val="true"/>
                 <w:u w:val="none"/>
-                <w:strike w:val="false"/>
                 <w:sz w:val="22"/>
                 <w:szCs w:val="22"/>
                 <w:color w:val="063360"/>
@@ -2978,7 +2850,6 @@
                 <w:i w:val="false"/>
                 <w:b w:val="false"/>
                 <w:u w:val="none"/>
-                <w:strike w:val="false"/>
                 <w:sz w:val="21"/>
                 <w:szCs w:val="21"/>
                 <w:color w:val="000000"/>
@@ -2991,7 +2862,6 @@
                 <w:i w:val="false"/>
                 <w:b w:val="false"/>
                 <w:u w:val="none"/>
-                <w:strike w:val="false"/>
                 <w:sz w:val="21"/>
                 <w:szCs w:val="21"/>
                 <w:color w:val="000000"/>
@@ -3004,7 +2874,6 @@
                 <w:i w:val="false"/>
                 <w:b w:val="false"/>
                 <w:u w:val="none"/>
-                <w:strike w:val="false"/>
                 <w:sz w:val="21"/>
                 <w:szCs w:val="21"/>
                 <w:color w:val="000000"/>
@@ -3017,7 +2886,6 @@
                 <w:i w:val="false"/>
                 <w:b w:val="false"/>
                 <w:u w:val="none"/>
-                <w:strike w:val="false"/>
                 <w:sz w:val="21"/>
                 <w:szCs w:val="21"/>
                 <w:color w:val="000000"/>
@@ -3030,7 +2898,6 @@
                 <w:i w:val="false"/>
                 <w:b w:val="false"/>
                 <w:u w:val="none"/>
-                <w:strike w:val="false"/>
                 <w:sz w:val="21"/>
                 <w:szCs w:val="21"/>
                 <w:color w:val="000000"/>
@@ -3043,7 +2910,6 @@
                 <w:i w:val="false"/>
                 <w:b w:val="false"/>
                 <w:u w:val="none"/>
-                <w:strike w:val="false"/>
                 <w:sz w:val="21"/>
                 <w:szCs w:val="21"/>
                 <w:color w:val="000000"/>
@@ -3056,7 +2922,6 @@
                 <w:i w:val="false"/>
                 <w:b w:val="false"/>
                 <w:u w:val="none"/>
-                <w:strike w:val="false"/>
                 <w:sz w:val="21"/>
                 <w:szCs w:val="21"/>
                 <w:color w:val="000000"/>
@@ -3069,7 +2934,6 @@
                 <w:i w:val="false"/>
                 <w:b w:val="false"/>
                 <w:u w:val="none"/>
-                <w:strike w:val="false"/>
                 <w:sz w:val="21"/>
                 <w:szCs w:val="21"/>
                 <w:color w:val="000000"/>
@@ -3082,7 +2946,6 @@
                 <w:i w:val="false"/>
                 <w:b w:val="false"/>
                 <w:u w:val="none"/>
-                <w:strike w:val="false"/>
                 <w:sz w:val="21"/>
                 <w:szCs w:val="21"/>
                 <w:color w:val="000000"/>
@@ -3095,7 +2958,6 @@
                 <w:i w:val="false"/>
                 <w:b w:val="false"/>
                 <w:u w:val="none"/>
-                <w:strike w:val="false"/>
                 <w:sz w:val="21"/>
                 <w:szCs w:val="21"/>
                 <w:color w:val="000000"/>
@@ -3108,7 +2970,6 @@
                 <w:i w:val="false"/>
                 <w:b w:val="false"/>
                 <w:u w:val="none"/>
-                <w:strike w:val="false"/>
                 <w:sz w:val="21"/>
                 <w:szCs w:val="21"/>
                 <w:color w:val="000000"/>
@@ -3119,11 +2980,11 @@
         </w:tc>
       </w:tr>
     </w:tbl>
-    <w:sectPr>
-      <w:pgMar w:header="708" w:bottom="1008" w:top="1008" w:right="1152" w:left="1152" w:footer="708" w:gutter="0"/>
+    <w:sectPr w:officer="true">
+      <w:pgMar w:header="720" w:bottom="1008" w:top="1008" w:right="1152" w:left="1152" w:footer="720" w:gutter="720"/>
       <w:pgSz w:h="16838" w:w="11906" w:orient="portrait"/>
+      <w:cols/>
       <w:type w:val="continuous"/>
-      <w:cols/>
     </w:sectPr>
   </w:body>
 </w:document>

--- a/docs/handouts/Oct12_session3_handouts.docx
+++ b/docs/handouts/Oct12_session3_handouts.docx
@@ -1405,7 +1405,7 @@
           <w:left w:val="none" w:sz="0" w:space="0" w:color="000000"/>
           <w:right w:val="none" w:sz="0" w:space="0" w:color="000000"/>
         </w:pBdr>
-        <w:spacing w:after="60" w:before="0" w:line="240"/>
+        <w:spacing w:after="80" w:before="0" w:line="240"/>
         <w:ind w:left="0" w:right="0" w:firstLine="0" w:firstLineChars="0"/>
       </w:pPr>
       <w:r>
@@ -1418,7 +1418,7 @@
           <w:szCs w:val="22"/>
           <w:color w:val="000000"/>
         </w:rPr>
-        <w:t xml:space="preserve">1.  The GreenWaste pilot produced a clear result: waste-management costs fell by 665 AED per business,</w:t>
+        <w:t xml:space="preserve">The GreenWaste pilot produced a clear result: waste-management costs fell by 665 AED per business, and with p &lt; 0.001 we can be confident the programme caused this reduction. Because the same businesses were measured before and after, differences between businesses are already accounted for, so the 665 AED saving can be attributed to the programme. This makes a strong case for national scale-up. As with any pilot, results should be monitored as the programme expands.</w:t>
       </w:r>
     </w:p>
     <w:p>
@@ -1431,137 +1431,7 @@
           <w:left w:val="none" w:sz="0" w:space="0" w:color="000000"/>
           <w:right w:val="none" w:sz="0" w:space="0" w:color="000000"/>
         </w:pBdr>
-        <w:spacing w:after="60" w:before="0" w:line="240"/>
-        <w:ind w:left="0" w:right="0" w:firstLine="0" w:firstLineChars="0"/>
-      </w:pPr>
-      <w:r>
-        <w:rPr>
-          <w:rFonts w:ascii="Arial" w:hAnsi="Arial" w:eastAsia="Arial" w:cs="Arial"/>
-          <w:i w:val="false"/>
-          <w:b w:val="false"/>
-          <w:u w:val="none"/>
-          <w:sz w:val="22"/>
-          <w:szCs w:val="22"/>
-          <w:color w:val="000000"/>
-        </w:rPr>
-        <w:t xml:space="preserve">2.  and with p &lt; 0.001 we can be confident the programme caused this reduction.</w:t>
-      </w:r>
-    </w:p>
-    <w:p>
-      <w:pPr>
-        <w:pStyle w:val="Normal"/>
-        <w:jc w:val="left"/>
-        <w:pBdr>
-          <w:bottom w:val="none" w:sz="0" w:space="0" w:color="000000"/>
-          <w:top w:val="none" w:sz="0" w:space="0" w:color="000000"/>
-          <w:left w:val="none" w:sz="0" w:space="0" w:color="000000"/>
-          <w:right w:val="none" w:sz="0" w:space="0" w:color="000000"/>
-        </w:pBdr>
-        <w:spacing w:after="60" w:before="0" w:line="240"/>
-        <w:ind w:left="0" w:right="0" w:firstLine="0" w:firstLineChars="0"/>
-      </w:pPr>
-      <w:r>
-        <w:rPr>
-          <w:rFonts w:ascii="Arial" w:hAnsi="Arial" w:eastAsia="Arial" w:cs="Arial"/>
-          <w:i w:val="false"/>
-          <w:b w:val="false"/>
-          <w:u w:val="none"/>
-          <w:sz w:val="22"/>
-          <w:szCs w:val="22"/>
-          <w:color w:val="000000"/>
-        </w:rPr>
-        <w:t xml:space="preserve">3.  Because the same businesses were measured before and after, differences between businesses are already accounted for,</w:t>
-      </w:r>
-    </w:p>
-    <w:p>
-      <w:pPr>
-        <w:pStyle w:val="Normal"/>
-        <w:jc w:val="left"/>
-        <w:pBdr>
-          <w:bottom w:val="none" w:sz="0" w:space="0" w:color="000000"/>
-          <w:top w:val="none" w:sz="0" w:space="0" w:color="000000"/>
-          <w:left w:val="none" w:sz="0" w:space="0" w:color="000000"/>
-          <w:right w:val="none" w:sz="0" w:space="0" w:color="000000"/>
-        </w:pBdr>
-        <w:spacing w:after="60" w:before="0" w:line="240"/>
-        <w:ind w:left="0" w:right="0" w:firstLine="0" w:firstLineChars="0"/>
-      </w:pPr>
-      <w:r>
-        <w:rPr>
-          <w:rFonts w:ascii="Arial" w:hAnsi="Arial" w:eastAsia="Arial" w:cs="Arial"/>
-          <w:i w:val="false"/>
-          <w:b w:val="false"/>
-          <w:u w:val="none"/>
-          <w:sz w:val="22"/>
-          <w:szCs w:val="22"/>
-          <w:color w:val="000000"/>
-        </w:rPr>
-        <w:t xml:space="preserve">4.  so the 665 AED saving can be attributed to the programme.</w:t>
-      </w:r>
-    </w:p>
-    <w:p>
-      <w:pPr>
-        <w:pStyle w:val="Normal"/>
-        <w:jc w:val="left"/>
-        <w:pBdr>
-          <w:bottom w:val="none" w:sz="0" w:space="0" w:color="000000"/>
-          <w:top w:val="none" w:sz="0" w:space="0" w:color="000000"/>
-          <w:left w:val="none" w:sz="0" w:space="0" w:color="000000"/>
-          <w:right w:val="none" w:sz="0" w:space="0" w:color="000000"/>
-        </w:pBdr>
-        <w:spacing w:after="60" w:before="0" w:line="240"/>
-        <w:ind w:left="0" w:right="0" w:firstLine="0" w:firstLineChars="0"/>
-      </w:pPr>
-      <w:r>
-        <w:rPr>
-          <w:rFonts w:ascii="Arial" w:hAnsi="Arial" w:eastAsia="Arial" w:cs="Arial"/>
-          <w:i w:val="false"/>
-          <w:b w:val="false"/>
-          <w:u w:val="none"/>
-          <w:sz w:val="22"/>
-          <w:szCs w:val="22"/>
-          <w:color w:val="000000"/>
-        </w:rPr>
-        <w:t xml:space="preserve">5.  This makes a strong case for national scale-up.</w:t>
-      </w:r>
-    </w:p>
-    <w:p>
-      <w:pPr>
-        <w:pStyle w:val="Normal"/>
-        <w:jc w:val="left"/>
-        <w:pBdr>
-          <w:bottom w:val="none" w:sz="0" w:space="0" w:color="000000"/>
-          <w:top w:val="none" w:sz="0" w:space="0" w:color="000000"/>
-          <w:left w:val="none" w:sz="0" w:space="0" w:color="000000"/>
-          <w:right w:val="none" w:sz="0" w:space="0" w:color="000000"/>
-        </w:pBdr>
-        <w:spacing w:after="60" w:before="0" w:line="240"/>
-        <w:ind w:left="0" w:right="0" w:firstLine="0" w:firstLineChars="0"/>
-      </w:pPr>
-      <w:r>
-        <w:rPr>
-          <w:rFonts w:ascii="Arial" w:hAnsi="Arial" w:eastAsia="Arial" w:cs="Arial"/>
-          <w:i w:val="false"/>
-          <w:b w:val="false"/>
-          <w:u w:val="none"/>
-          <w:sz w:val="22"/>
-          <w:szCs w:val="22"/>
-          <w:color w:val="000000"/>
-        </w:rPr>
-        <w:t xml:space="preserve">6.  As with any pilot, results should be monitored as the programme expands.</w:t>
-      </w:r>
-    </w:p>
-    <w:p>
-      <w:pPr>
-        <w:pStyle w:val="Normal"/>
-        <w:jc w:val="left"/>
-        <w:pBdr>
-          <w:bottom w:val="none" w:sz="0" w:space="0" w:color="000000"/>
-          <w:top w:val="none" w:sz="0" w:space="0" w:color="000000"/>
-          <w:left w:val="none" w:sz="0" w:space="0" w:color="000000"/>
-          <w:right w:val="none" w:sz="0" w:space="0" w:color="000000"/>
-        </w:pBdr>
-        <w:spacing w:after="40" w:before="0" w:line="240"/>
+        <w:spacing w:after="80" w:before="0" w:line="240"/>
         <w:ind w:left="0" w:right="0" w:firstLine="0" w:firstLineChars="0"/>
       </w:pPr>
       <w:r>
@@ -1574,7 +1444,7 @@
           <w:szCs w:val="22"/>
           <w:color w:val="000000"/>
         </w:rPr>
-        <w:t xml:space="preserve">Marker rules. At your table, mark each numbered claim with a coloured marker:</w:t>
+        <w:t xml:space="preserve">Underline every claim in the response that the evidence does not support. Then run the same prompt yourselves: did your AI write something similar?</w:t>
       </w:r>
     </w:p>
     <w:p>
@@ -1587,7 +1457,7 @@
           <w:left w:val="none" w:sz="0" w:space="0" w:color="000000"/>
           <w:right w:val="none" w:sz="0" w:space="0" w:color="000000"/>
         </w:pBdr>
-        <w:spacing w:after="20" w:before="0" w:line="240"/>
+        <w:spacing w:after="120" w:before="0" w:line="240"/>
         <w:ind w:left="0" w:right="0" w:firstLine="0" w:firstLineChars="0"/>
       </w:pPr>
       <w:r>
@@ -1598,113 +1468,9 @@
           <w:u w:val="none"/>
           <w:sz w:val="22"/>
           <w:szCs w:val="22"/>
-          <w:color w:val="000000"/>
+          <w:color w:val="B5BEC9"/>
         </w:rPr>
-        <w:t xml:space="preserve">    Green: the evidence supports the claim.</w:t>
-      </w:r>
-    </w:p>
-    <w:p>
-      <w:pPr>
-        <w:pStyle w:val="Normal"/>
-        <w:jc w:val="left"/>
-        <w:pBdr>
-          <w:bottom w:val="none" w:sz="0" w:space="0" w:color="000000"/>
-          <w:top w:val="none" w:sz="0" w:space="0" w:color="000000"/>
-          <w:left w:val="none" w:sz="0" w:space="0" w:color="000000"/>
-          <w:right w:val="none" w:sz="0" w:space="0" w:color="000000"/>
-        </w:pBdr>
-        <w:spacing w:after="20" w:before="0" w:line="240"/>
-        <w:ind w:left="0" w:right="0" w:firstLine="0" w:firstLineChars="0"/>
-      </w:pPr>
-      <w:r>
-        <w:rPr>
-          <w:rFonts w:ascii="Arial" w:hAnsi="Arial" w:eastAsia="Arial" w:cs="Arial"/>
-          <w:i w:val="false"/>
-          <w:b w:val="false"/>
-          <w:u w:val="none"/>
-          <w:sz w:val="22"/>
-          <w:szCs w:val="22"/>
-          <w:color w:val="000000"/>
-        </w:rPr>
-        <w:t xml:space="preserve">    Yellow: partly true, or true but not enough to act on.</w:t>
-      </w:r>
-    </w:p>
-    <w:p>
-      <w:pPr>
-        <w:pStyle w:val="Normal"/>
-        <w:jc w:val="left"/>
-        <w:pBdr>
-          <w:bottom w:val="none" w:sz="0" w:space="0" w:color="000000"/>
-          <w:top w:val="none" w:sz="0" w:space="0" w:color="000000"/>
-          <w:left w:val="none" w:sz="0" w:space="0" w:color="000000"/>
-          <w:right w:val="none" w:sz="0" w:space="0" w:color="000000"/>
-        </w:pBdr>
-        <w:spacing w:after="20" w:before="0" w:line="240"/>
-        <w:ind w:left="0" w:right="0" w:firstLine="0" w:firstLineChars="0"/>
-      </w:pPr>
-      <w:r>
-        <w:rPr>
-          <w:rFonts w:ascii="Arial" w:hAnsi="Arial" w:eastAsia="Arial" w:cs="Arial"/>
-          <w:i w:val="false"/>
-          <w:b w:val="false"/>
-          <w:u w:val="none"/>
-          <w:sz w:val="22"/>
-          <w:szCs w:val="22"/>
-          <w:color w:val="000000"/>
-        </w:rPr>
-        <w:t xml:space="preserve">    Red: the evidence does not support the claim.</w:t>
-      </w:r>
-    </w:p>
-    <w:p>
-      <w:pPr>
-        <w:pStyle w:val="Normal"/>
-        <w:jc w:val="left"/>
-        <w:pBdr>
-          <w:bottom w:val="none" w:sz="0" w:space="0" w:color="000000"/>
-          <w:top w:val="none" w:sz="0" w:space="0" w:color="000000"/>
-          <w:left w:val="none" w:sz="0" w:space="0" w:color="000000"/>
-          <w:right w:val="none" w:sz="0" w:space="0" w:color="000000"/>
-        </w:pBdr>
-        <w:spacing w:after="80" w:before="0" w:line="240"/>
-        <w:ind w:left="0" w:right="0" w:firstLine="0" w:firstLineChars="0"/>
-      </w:pPr>
-      <w:r>
-        <w:rPr>
-          <w:rFonts w:ascii="Arial" w:hAnsi="Arial" w:eastAsia="Arial" w:cs="Arial"/>
-          <w:i w:val="false"/>
-          <w:b w:val="true"/>
-          <w:u w:val="none"/>
-          <w:sz w:val="22"/>
-          <w:szCs w:val="22"/>
-          <w:color w:val="000000"/>
-        </w:rPr>
-        <w:t xml:space="preserve">Then one person from your group takes your colours to the claim strips on the wall and puts one dot on each strip.</w:t>
-      </w:r>
-    </w:p>
-    <w:p>
-      <w:pPr>
-        <w:pStyle w:val="Normal"/>
-        <w:jc w:val="left"/>
-        <w:pBdr>
-          <w:bottom w:val="none" w:sz="0" w:space="0" w:color="000000"/>
-          <w:top w:val="none" w:sz="0" w:space="0" w:color="000000"/>
-          <w:left w:val="none" w:sz="0" w:space="0" w:color="000000"/>
-          <w:right w:val="none" w:sz="0" w:space="0" w:color="000000"/>
-        </w:pBdr>
-        <w:spacing w:after="80" w:before="0" w:line="240"/>
-        <w:ind w:left="0" w:right="0" w:firstLine="0" w:firstLineChars="0"/>
-      </w:pPr>
-      <w:r>
-        <w:rPr>
-          <w:rFonts w:ascii="Arial" w:hAnsi="Arial" w:eastAsia="Arial" w:cs="Arial"/>
-          <w:i w:val="false"/>
-          <w:b w:val="true"/>
-          <w:u w:val="none"/>
-          <w:sz w:val="22"/>
-          <w:szCs w:val="22"/>
-          <w:color w:val="000000"/>
-        </w:rPr>
-        <w:t xml:space="preserve">Then run the same prompt yourselves: did your AI write something similar?</w:t>
+        <w:t xml:space="preserve">____________________________________________________________________________</w:t>
       </w:r>
     </w:p>
     <w:p>

--- a/docs/handouts/Oct12_session3_handouts.docx
+++ b/docs/handouts/Oct12_session3_handouts.docx
@@ -98,7 +98,7 @@
           <w:szCs w:val="18"/>
           <w:color w:val="545860"/>
         </w:rPr>
-        <w:t xml:space="preserve">Fictional GreenWaste case | invented figures</w:t>
+        <w:t xml:space="preserve">GreenWaste is a fictional training case.</w:t>
       </w:r>
     </w:p>
     <w:p>
